--- a/files/cv_v002.docx
+++ b/files/cv_v002.docx
@@ -1,6 +1,6 @@
 
 <file path=word/document.xml><?xml version="1.0" encoding="utf-8"?>
-<w:document xmlns:wpc="http://schemas.microsoft.com/office/word/2010/wordprocessingCanvas" xmlns:cx="http://schemas.microsoft.com/office/drawing/2014/chartex" xmlns:cx1="http://schemas.microsoft.com/office/drawing/2015/9/8/chartex" xmlns:cx2="http://schemas.microsoft.com/office/drawing/2015/10/21/chartex" xmlns:cx3="http://schemas.microsoft.com/office/drawing/2016/5/9/chartex" xmlns:cx4="http://schemas.microsoft.com/office/drawing/2016/5/10/chartex" xmlns:cx5="http://schemas.microsoft.com/office/drawing/2016/5/11/chartex" xmlns:cx6="http://schemas.microsoft.com/office/drawing/2016/5/12/chartex" xmlns:cx7="http://schemas.microsoft.com/office/drawing/2016/5/13/chartex" xmlns:cx8="http://schemas.microsoft.com/office/drawing/2016/5/14/chartex" xmlns:mc="http://schemas.openxmlformats.org/markup-compatibility/2006" xmlns:aink="http://schemas.microsoft.com/office/drawing/2016/ink" xmlns:am3d="http://schemas.microsoft.com/office/drawing/2017/model3d" xmlns:o="urn:schemas-microsoft-com:office:office" xmlns:oel="http://schemas.microsoft.com/office/2019/extlst" xmlns:r="http://schemas.openxmlformats.org/officeDocument/2006/relationships" xmlns:m="http://schemas.openxmlformats.org/officeDocument/2006/math" xmlns:v="urn:schemas-microsoft-com:vml" xmlns:wp14="http://schemas.microsoft.com/office/word/2010/wordprocessingDrawing" xmlns:wp="http://schemas.openxmlformats.org/drawingml/2006/wordprocessingDrawing" xmlns:w10="urn:schemas-microsoft-com:office:word" xmlns:w="http://schemas.openxmlformats.org/wordprocessingml/2006/main" xmlns:w14="http://schemas.microsoft.com/office/word/2010/wordml" xmlns:w15="http://schemas.microsoft.com/office/word/2012/wordml" xmlns:w16cex="http://schemas.microsoft.com/office/word/2018/wordml/cex" xmlns:w16cid="http://schemas.microsoft.com/office/word/2016/wordml/cid" xmlns:w16="http://schemas.microsoft.com/office/word/2018/wordml" xmlns:w16sdtdh="http://schemas.microsoft.com/office/word/2020/wordml/sdtdatahash" xmlns:w16se="http://schemas.microsoft.com/office/word/2015/wordml/symex" xmlns:wpg="http://schemas.microsoft.com/office/word/2010/wordprocessingGroup" xmlns:wpi="http://schemas.microsoft.com/office/word/2010/wordprocessingInk" xmlns:wne="http://schemas.microsoft.com/office/word/2006/wordml" xmlns:wps="http://schemas.microsoft.com/office/word/2010/wordprocessingShape" mc:Ignorable="w14 w15 w16se w16cid w16 w16cex w16sdtdh wp14">
+<w:document xmlns:wpc="http://schemas.microsoft.com/office/word/2010/wordprocessingCanvas" xmlns:cx="http://schemas.microsoft.com/office/drawing/2014/chartex" xmlns:cx1="http://schemas.microsoft.com/office/drawing/2015/9/8/chartex" xmlns:cx2="http://schemas.microsoft.com/office/drawing/2015/10/21/chartex" xmlns:cx3="http://schemas.microsoft.com/office/drawing/2016/5/9/chartex" xmlns:cx4="http://schemas.microsoft.com/office/drawing/2016/5/10/chartex" xmlns:cx5="http://schemas.microsoft.com/office/drawing/2016/5/11/chartex" xmlns:cx6="http://schemas.microsoft.com/office/drawing/2016/5/12/chartex" xmlns:cx7="http://schemas.microsoft.com/office/drawing/2016/5/13/chartex" xmlns:cx8="http://schemas.microsoft.com/office/drawing/2016/5/14/chartex" xmlns:mc="http://schemas.openxmlformats.org/markup-compatibility/2006" xmlns:aink="http://schemas.microsoft.com/office/drawing/2016/ink" xmlns:am3d="http://schemas.microsoft.com/office/drawing/2017/model3d" xmlns:o="urn:schemas-microsoft-com:office:office" xmlns:oel="http://schemas.microsoft.com/office/2019/extlst" xmlns:r="http://schemas.openxmlformats.org/officeDocument/2006/relationships" xmlns:m="http://schemas.openxmlformats.org/officeDocument/2006/math" xmlns:v="urn:schemas-microsoft-com:vml" xmlns:wp14="http://schemas.microsoft.com/office/word/2010/wordprocessingDrawing" xmlns:wp="http://schemas.openxmlformats.org/drawingml/2006/wordprocessingDrawing" xmlns:w10="urn:schemas-microsoft-com:office:word" xmlns:w="http://schemas.openxmlformats.org/wordprocessingml/2006/main" xmlns:w14="http://schemas.microsoft.com/office/word/2010/wordml" xmlns:w15="http://schemas.microsoft.com/office/word/2012/wordml" xmlns:w16cex="http://schemas.microsoft.com/office/word/2018/wordml/cex" xmlns:w16cid="http://schemas.microsoft.com/office/word/2016/wordml/cid" xmlns:w16="http://schemas.microsoft.com/office/word/2018/wordml" xmlns:w16du="http://schemas.microsoft.com/office/word/2023/wordml/word16du" xmlns:w16sdtdh="http://schemas.microsoft.com/office/word/2020/wordml/sdtdatahash" xmlns:w16sdtfl="http://schemas.microsoft.com/office/word/2024/wordml/sdtformatlock" xmlns:w16se="http://schemas.microsoft.com/office/word/2015/wordml/symex" xmlns:wpg="http://schemas.microsoft.com/office/word/2010/wordprocessingGroup" xmlns:wpi="http://schemas.microsoft.com/office/word/2010/wordprocessingInk" xmlns:wne="http://schemas.microsoft.com/office/word/2006/wordml" xmlns:wps="http://schemas.microsoft.com/office/word/2010/wordprocessingShape" mc:Ignorable="w14 w15 w16se w16cid w16 w16cex w16sdtdh w16sdtfl w16du wp14">
   <w:body>
     <w:p>
       <w:pPr>
@@ -89,7 +89,13 @@
               <w:jc w:val="right"/>
             </w:pPr>
             <w:r>
-              <w:t xml:space="preserve">30 Bristow Park  </w:t>
+              <w:t>30 Bristow Park</w:t>
+            </w:r>
+            <w:r>
+              <w:t>, Belfast</w:t>
+            </w:r>
+            <w:r>
+              <w:t xml:space="preserve">  </w:t>
             </w:r>
             <w:r>
               <w:rPr>
@@ -854,7 +860,7 @@
                     </wp:inline>
                   </w:drawing>
                 </mc:Choice>
-                <mc:Fallback xmlns:sl="http://schemas.openxmlformats.org/schemaLibrary/2006/main" xmlns:a="http://schemas.openxmlformats.org/drawingml/2006/main" xmlns:pic="http://schemas.openxmlformats.org/drawingml/2006/picture" xmlns:c="http://schemas.openxmlformats.org/drawingml/2006/chart" xmlns:lc="http://schemas.openxmlformats.org/drawingml/2006/lockedCanvas" xmlns:dgm="http://schemas.openxmlformats.org/drawingml/2006/diagram">
+                <mc:Fallback xmlns:dgm="http://schemas.openxmlformats.org/drawingml/2006/diagram" xmlns:lc="http://schemas.openxmlformats.org/drawingml/2006/lockedCanvas" xmlns:c="http://schemas.openxmlformats.org/drawingml/2006/chart" xmlns:pic="http://schemas.openxmlformats.org/drawingml/2006/picture" xmlns:a="http://schemas.openxmlformats.org/drawingml/2006/main" xmlns:sl="http://schemas.openxmlformats.org/schemaLibrary/2006/main">
                   <w:drawing>
                     <wp:inline distB="0" distT="0" distL="0" distR="0">
                       <wp:extent cx="128397" cy="128397"/>
@@ -1427,7 +1433,7 @@
                     </wp:inline>
                   </w:drawing>
                 </mc:Choice>
-                <mc:Fallback xmlns:sl="http://schemas.openxmlformats.org/schemaLibrary/2006/main" xmlns:a="http://schemas.openxmlformats.org/drawingml/2006/main" xmlns:pic="http://schemas.openxmlformats.org/drawingml/2006/picture" xmlns:c="http://schemas.openxmlformats.org/drawingml/2006/chart" xmlns:lc="http://schemas.openxmlformats.org/drawingml/2006/lockedCanvas" xmlns:dgm="http://schemas.openxmlformats.org/drawingml/2006/diagram">
+                <mc:Fallback xmlns:dgm="http://schemas.openxmlformats.org/drawingml/2006/diagram" xmlns:lc="http://schemas.openxmlformats.org/drawingml/2006/lockedCanvas" xmlns:c="http://schemas.openxmlformats.org/drawingml/2006/chart" xmlns:pic="http://schemas.openxmlformats.org/drawingml/2006/picture" xmlns:a="http://schemas.openxmlformats.org/drawingml/2006/main" xmlns:sl="http://schemas.openxmlformats.org/schemaLibrary/2006/main">
                   <w:drawing>
                     <wp:inline distB="0" distT="0" distL="0" distR="0">
                       <wp:extent cx="119253" cy="119253"/>
@@ -1462,6 +1468,39 @@
                   </w:drawing>
                 </mc:Fallback>
               </mc:AlternateContent>
+            </w:r>
+          </w:p>
+          <w:p>
+            <w:pPr>
+              <w:pBdr>
+                <w:top w:val="nil"/>
+                <w:left w:val="nil"/>
+                <w:bottom w:val="nil"/>
+                <w:right w:val="nil"/>
+                <w:between w:val="nil"/>
+              </w:pBdr>
+              <w:spacing w:before="40"/>
+              <w:jc w:val="right"/>
+            </w:pPr>
+            <w:r>
+              <w:t xml:space="preserve"> </w:t>
+            </w:r>
+            <w:hyperlink r:id="rId9" w:history="1">
+              <w:r>
+                <w:rPr>
+                  <w:rStyle w:val="Hyperlink"/>
+                </w:rPr>
+                <w:t>Portfolio</w:t>
+              </w:r>
+            </w:hyperlink>
+            <w:r>
+              <w:t xml:space="preserve"> </w:t>
+            </w:r>
+            <w:r>
+              <w:rPr>
+                <w:color w:val="auto"/>
+              </w:rPr>
+              <w:t>its</w:t>
             </w:r>
           </w:p>
           <w:p>
@@ -2502,28 +2541,7 @@
     </w:tbl>
     <w:p>
       <w:r>
-        <w:t>My objective is to gain work experience with a part-time job. I am</w:t>
-      </w:r>
-      <w:r>
-        <w:t xml:space="preserve"> </w:t>
-      </w:r>
-      <w:r>
-        <w:t xml:space="preserve">taking a year out </w:t>
-      </w:r>
-      <w:r>
-        <w:t xml:space="preserve">from school </w:t>
-      </w:r>
-      <w:r>
-        <w:t xml:space="preserve">and hope to gain valuable skills such as coping in </w:t>
-      </w:r>
-      <w:r>
-        <w:t>high pressure environments and</w:t>
-      </w:r>
-      <w:r>
-        <w:t xml:space="preserve"> more</w:t>
-      </w:r>
-      <w:r>
-        <w:t xml:space="preserve"> experience with customer service.</w:t>
+        <w:t>With 3 full years of study at Abertay University as a Games Programmer I am seeking a place within the professional world. My experience includes working with others to complete games in Unity, Unreal and for the PS5. I specialize in C++ and C# programming languages, with some experience with Python to boot.</w:t>
       </w:r>
     </w:p>
     <w:tbl>
@@ -4243,8 +4261,8 @@
           <w:b/>
         </w:rPr>
         <w:sectPr>
-          <w:footerReference w:type="default" r:id="rId9"/>
-          <w:headerReference w:type="first" r:id="rId10"/>
+          <w:footerReference w:type="default" r:id="rId10"/>
+          <w:headerReference w:type="first" r:id="rId11"/>
           <w:pgSz w:w="11906" w:h="16838"/>
           <w:pgMar w:top="720" w:right="1440" w:bottom="1080" w:left="2160" w:header="432" w:footer="648" w:gutter="0"/>
           <w:pgNumType w:start="1"/>
@@ -4255,318 +4273,52 @@
     </w:p>
     <w:p>
       <w:pPr>
-        <w:rPr>
-          <w:b/>
-        </w:rPr>
-      </w:pPr>
-      <w:r>
-        <w:rPr>
-          <w:b/>
-        </w:rPr>
-        <w:t>GCSE</w:t>
-      </w:r>
-    </w:p>
-    <w:p>
-      <w:pPr>
-        <w:numPr>
-          <w:ilvl w:val="0"/>
-          <w:numId w:val="2"/>
-        </w:numPr>
-        <w:pBdr>
-          <w:top w:val="nil"/>
-          <w:left w:val="nil"/>
-          <w:bottom w:val="nil"/>
-          <w:right w:val="nil"/>
-          <w:between w:val="nil"/>
-        </w:pBdr>
-        <w:spacing w:after="0"/>
-      </w:pPr>
-      <w:r>
-        <w:t>Art &amp; Design – A</w:t>
-      </w:r>
-    </w:p>
-    <w:p>
-      <w:pPr>
-        <w:numPr>
-          <w:ilvl w:val="0"/>
-          <w:numId w:val="2"/>
-        </w:numPr>
-        <w:pBdr>
-          <w:top w:val="nil"/>
-          <w:left w:val="nil"/>
-          <w:bottom w:val="nil"/>
-          <w:right w:val="nil"/>
-          <w:between w:val="nil"/>
-        </w:pBdr>
-        <w:spacing w:after="0"/>
-      </w:pPr>
-      <w:r>
-        <w:t>Religious Studies – A</w:t>
-      </w:r>
-    </w:p>
-    <w:p>
-      <w:pPr>
-        <w:numPr>
-          <w:ilvl w:val="0"/>
-          <w:numId w:val="2"/>
-        </w:numPr>
-        <w:pBdr>
-          <w:top w:val="nil"/>
-          <w:left w:val="nil"/>
-          <w:bottom w:val="nil"/>
-          <w:right w:val="nil"/>
-          <w:between w:val="nil"/>
-        </w:pBdr>
-        <w:spacing w:after="0"/>
-      </w:pPr>
-      <w:r>
-        <w:t xml:space="preserve">English Literature – A </w:t>
-      </w:r>
-    </w:p>
-    <w:p>
-      <w:pPr>
-        <w:numPr>
-          <w:ilvl w:val="0"/>
-          <w:numId w:val="2"/>
-        </w:numPr>
-        <w:pBdr>
-          <w:top w:val="nil"/>
-          <w:left w:val="nil"/>
-          <w:bottom w:val="nil"/>
-          <w:right w:val="nil"/>
-          <w:between w:val="nil"/>
-        </w:pBdr>
-        <w:spacing w:after="0"/>
-      </w:pPr>
-      <w:r>
-        <w:t xml:space="preserve">English Language – A </w:t>
-      </w:r>
-    </w:p>
-    <w:p>
-      <w:pPr>
-        <w:pBdr>
-          <w:top w:val="nil"/>
-          <w:left w:val="nil"/>
-          <w:bottom w:val="nil"/>
-          <w:right w:val="nil"/>
-          <w:between w:val="nil"/>
-        </w:pBdr>
-        <w:spacing w:after="0"/>
-        <w:ind w:left="720"/>
+        <w:pStyle w:val="Heading2"/>
       </w:pPr>
     </w:p>
     <w:p>
       <w:pPr>
-        <w:numPr>
-          <w:ilvl w:val="0"/>
-          <w:numId w:val="2"/>
-        </w:numPr>
-        <w:pBdr>
-          <w:top w:val="nil"/>
-          <w:left w:val="nil"/>
-          <w:bottom w:val="nil"/>
-          <w:right w:val="nil"/>
-          <w:between w:val="nil"/>
-        </w:pBdr>
-        <w:spacing w:after="0"/>
+        <w:pStyle w:val="Heading2"/>
       </w:pPr>
       <w:r>
-        <w:t>Double Award Science – BB</w:t>
+        <w:t>BSc (Hons) Computer Game Applications Development</w:t>
+      </w:r>
+      <w:r>
+        <w:t xml:space="preserve"> | </w:t>
+      </w:r>
+      <w:r>
+        <w:rPr>
+          <w:b w:val="0"/>
+          <w:color w:val="4C4C4C"/>
+        </w:rPr>
+        <w:t>Abertay University</w:t>
       </w:r>
     </w:p>
     <w:p>
       <w:pPr>
-        <w:numPr>
-          <w:ilvl w:val="0"/>
-          <w:numId w:val="2"/>
-        </w:numPr>
-        <w:pBdr>
-          <w:top w:val="nil"/>
-          <w:left w:val="nil"/>
-          <w:bottom w:val="nil"/>
-          <w:right w:val="nil"/>
-          <w:between w:val="nil"/>
-        </w:pBdr>
-        <w:spacing w:after="0"/>
-      </w:pPr>
-      <w:r>
-        <w:t>Mathematics – B</w:t>
-      </w:r>
-    </w:p>
-    <w:p>
-      <w:pPr>
-        <w:numPr>
-          <w:ilvl w:val="0"/>
-          <w:numId w:val="2"/>
-        </w:numPr>
-        <w:pBdr>
-          <w:top w:val="nil"/>
-          <w:left w:val="nil"/>
-          <w:bottom w:val="nil"/>
-          <w:right w:val="nil"/>
-          <w:between w:val="nil"/>
-        </w:pBdr>
-        <w:spacing w:after="0"/>
-      </w:pPr>
-      <w:r>
-        <w:t>French – C*</w:t>
-      </w:r>
-    </w:p>
-    <w:p>
-      <w:pPr>
-        <w:numPr>
-          <w:ilvl w:val="0"/>
-          <w:numId w:val="2"/>
-        </w:numPr>
-        <w:pBdr>
-          <w:top w:val="nil"/>
-          <w:left w:val="nil"/>
-          <w:bottom w:val="nil"/>
-          <w:right w:val="nil"/>
-          <w:between w:val="nil"/>
-        </w:pBdr>
-      </w:pPr>
-      <w:r>
-        <w:t>Computer Science – C*</w:t>
-      </w:r>
-    </w:p>
-    <w:p>
-      <w:pPr>
-        <w:pBdr>
-          <w:top w:val="nil"/>
-          <w:left w:val="nil"/>
-          <w:bottom w:val="nil"/>
-          <w:right w:val="nil"/>
-          <w:between w:val="nil"/>
-        </w:pBdr>
-        <w:ind w:left="720"/>
+        <w:pStyle w:val="Heading3"/>
         <w:sectPr>
+          <w:footerReference w:type="default" r:id="rId12"/>
+          <w:headerReference w:type="first" r:id="rId13"/>
           <w:type w:val="continuous"/>
           <w:pgSz w:w="11906" w:h="16838"/>
           <w:pgMar w:top="720" w:right="1440" w:bottom="1080" w:left="2160" w:header="432" w:footer="648" w:gutter="0"/>
-          <w:cols w:num="2" w:space="720" w:equalWidth="0">
-            <w:col w:w="3792" w:space="720"/>
-            <w:col w:w="3792" w:space="0"/>
-          </w:cols>
+          <w:pgNumType w:start="1"/>
+          <w:cols w:space="720"/>
+          <w:titlePg/>
         </w:sectPr>
       </w:pPr>
-    </w:p>
-    <w:p>
-      <w:pPr>
-        <w:rPr>
-          <w:b/>
-        </w:rPr>
-      </w:pPr>
-      <w:r>
-        <w:rPr>
-          <w:b/>
-        </w:rPr>
-        <w:t>AS</w:t>
-      </w:r>
-    </w:p>
-    <w:p>
-      <w:pPr>
-        <w:numPr>
-          <w:ilvl w:val="0"/>
-          <w:numId w:val="3"/>
-        </w:numPr>
-        <w:pBdr>
-          <w:top w:val="nil"/>
-          <w:left w:val="nil"/>
-          <w:bottom w:val="nil"/>
-          <w:right w:val="nil"/>
-          <w:between w:val="nil"/>
-        </w:pBdr>
-        <w:spacing w:after="0"/>
-      </w:pPr>
-      <w:r>
-        <w:t>Digital Technology – B</w:t>
-      </w:r>
-    </w:p>
-    <w:p>
-      <w:pPr>
-        <w:numPr>
-          <w:ilvl w:val="0"/>
-          <w:numId w:val="3"/>
-        </w:numPr>
-        <w:pBdr>
-          <w:top w:val="nil"/>
-          <w:left w:val="nil"/>
-          <w:bottom w:val="nil"/>
-          <w:right w:val="nil"/>
-          <w:between w:val="nil"/>
-        </w:pBdr>
-        <w:spacing w:after="0"/>
-      </w:pPr>
-      <w:r>
-        <w:t>Religion – B</w:t>
-      </w:r>
-    </w:p>
-    <w:p>
-      <w:pPr>
-        <w:numPr>
-          <w:ilvl w:val="0"/>
-          <w:numId w:val="3"/>
-        </w:numPr>
-        <w:pBdr>
-          <w:top w:val="nil"/>
-          <w:left w:val="nil"/>
-          <w:bottom w:val="nil"/>
-          <w:right w:val="nil"/>
-          <w:between w:val="nil"/>
-        </w:pBdr>
-      </w:pPr>
-      <w:r>
-        <w:t xml:space="preserve">English – B </w:t>
-      </w:r>
-    </w:p>
-    <w:p>
-      <w:pPr>
-        <w:rPr>
-          <w:b/>
-        </w:rPr>
-      </w:pPr>
-      <w:r>
-        <w:rPr>
-          <w:b/>
-        </w:rPr>
-        <w:t>A2</w:t>
-      </w:r>
-    </w:p>
-    <w:p>
-      <w:pPr>
-        <w:pStyle w:val="ListParagraph"/>
-        <w:numPr>
-          <w:ilvl w:val="0"/>
-          <w:numId w:val="4"/>
-        </w:numPr>
-      </w:pPr>
-      <w:r>
-        <w:t>Digital Technology – B</w:t>
-      </w:r>
-    </w:p>
-    <w:p>
-      <w:pPr>
-        <w:pStyle w:val="ListParagraph"/>
-        <w:numPr>
-          <w:ilvl w:val="0"/>
-          <w:numId w:val="4"/>
-        </w:numPr>
-      </w:pPr>
-      <w:r>
-        <w:t xml:space="preserve">Religion – B </w:t>
-      </w:r>
-    </w:p>
-    <w:p>
-      <w:pPr>
-        <w:pStyle w:val="ListParagraph"/>
-        <w:numPr>
-          <w:ilvl w:val="0"/>
-          <w:numId w:val="4"/>
-        </w:numPr>
-      </w:pPr>
-      <w:r>
-        <w:t>English – A*</w:t>
+      <w:r>
+        <w:t>September 20</w:t>
+      </w:r>
+      <w:r>
+        <w:t>23</w:t>
+      </w:r>
+      <w:r>
+        <w:t xml:space="preserve"> – June 202</w:t>
+      </w:r>
+      <w:r>
+        <w:t>7</w:t>
       </w:r>
     </w:p>
     <w:p/>
@@ -4601,10 +4353,7 @@
         <w:t>for</w:t>
       </w:r>
       <w:r>
-        <w:t xml:space="preserve"> which I was responsible for gathering assets. It has also furthered my eventua</w:t>
-      </w:r>
-      <w:r>
-        <w:t xml:space="preserve">l goal of becoming a game developer. </w:t>
+        <w:t xml:space="preserve"> which I was responsible for gathering assets.</w:t>
       </w:r>
     </w:p>
     <w:p/>
@@ -4681,7 +4430,6 @@
       </w:pPr>
       <w:bookmarkStart w:id="1" w:name="_Hlk137837680"/>
       <w:r>
-        <w:lastRenderedPageBreak/>
         <w:t xml:space="preserve">Level 2 </w:t>
       </w:r>
       <w:r>
@@ -4845,6 +4593,7 @@
         </w:numPr>
       </w:pPr>
       <w:r>
+        <w:lastRenderedPageBreak/>
         <w:t>Animation Production – Distinction</w:t>
       </w:r>
     </w:p>
@@ -4977,7 +4726,6 @@
         <w:t>Digital Video Using Adobe Premiere Pro 2022</w:t>
       </w:r>
     </w:p>
-    <w:p/>
     <w:tbl>
       <w:tblPr>
         <w:tblStyle w:val="a2"/>
@@ -7922,7 +7670,7 @@
               <w:spacing w:after="80" w:line="259" w:lineRule="auto"/>
             </w:pPr>
             <w:r>
-              <w:t>IT-literate</w:t>
+              <w:t>C++/C# Experience</w:t>
             </w:r>
           </w:p>
           <w:p>
@@ -7941,7 +7689,7 @@
               <w:spacing w:line="259" w:lineRule="auto"/>
             </w:pPr>
             <w:r>
-              <w:t>Good at problem solving</w:t>
+              <w:t>Unity/Unreal Experience</w:t>
             </w:r>
           </w:p>
           <w:p>
@@ -8119,7 +7867,7 @@
 </file>
 
 <file path=word/endnotes.xml><?xml version="1.0" encoding="utf-8"?>
-<w:endnotes xmlns:wpc="http://schemas.microsoft.com/office/word/2010/wordprocessingCanvas" xmlns:cx="http://schemas.microsoft.com/office/drawing/2014/chartex" xmlns:cx1="http://schemas.microsoft.com/office/drawing/2015/9/8/chartex" xmlns:cx2="http://schemas.microsoft.com/office/drawing/2015/10/21/chartex" xmlns:cx3="http://schemas.microsoft.com/office/drawing/2016/5/9/chartex" xmlns:cx4="http://schemas.microsoft.com/office/drawing/2016/5/10/chartex" xmlns:cx5="http://schemas.microsoft.com/office/drawing/2016/5/11/chartex" xmlns:cx6="http://schemas.microsoft.com/office/drawing/2016/5/12/chartex" xmlns:cx7="http://schemas.microsoft.com/office/drawing/2016/5/13/chartex" xmlns:cx8="http://schemas.microsoft.com/office/drawing/2016/5/14/chartex" xmlns:mc="http://schemas.openxmlformats.org/markup-compatibility/2006" xmlns:aink="http://schemas.microsoft.com/office/drawing/2016/ink" xmlns:am3d="http://schemas.microsoft.com/office/drawing/2017/model3d" xmlns:o="urn:schemas-microsoft-com:office:office" xmlns:oel="http://schemas.microsoft.com/office/2019/extlst" xmlns:r="http://schemas.openxmlformats.org/officeDocument/2006/relationships" xmlns:m="http://schemas.openxmlformats.org/officeDocument/2006/math" xmlns:v="urn:schemas-microsoft-com:vml" xmlns:wp14="http://schemas.microsoft.com/office/word/2010/wordprocessingDrawing" xmlns:wp="http://schemas.openxmlformats.org/drawingml/2006/wordprocessingDrawing" xmlns:w10="urn:schemas-microsoft-com:office:word" xmlns:w="http://schemas.openxmlformats.org/wordprocessingml/2006/main" xmlns:w14="http://schemas.microsoft.com/office/word/2010/wordml" xmlns:w15="http://schemas.microsoft.com/office/word/2012/wordml" xmlns:w16cex="http://schemas.microsoft.com/office/word/2018/wordml/cex" xmlns:w16cid="http://schemas.microsoft.com/office/word/2016/wordml/cid" xmlns:w16="http://schemas.microsoft.com/office/word/2018/wordml" xmlns:w16sdtdh="http://schemas.microsoft.com/office/word/2020/wordml/sdtdatahash" xmlns:w16se="http://schemas.microsoft.com/office/word/2015/wordml/symex" xmlns:wpg="http://schemas.microsoft.com/office/word/2010/wordprocessingGroup" xmlns:wpi="http://schemas.microsoft.com/office/word/2010/wordprocessingInk" xmlns:wne="http://schemas.microsoft.com/office/word/2006/wordml" xmlns:wps="http://schemas.microsoft.com/office/word/2010/wordprocessingShape" mc:Ignorable="w14 w15 w16se w16cid w16 w16cex w16sdtdh wp14">
+<w:endnotes xmlns:wpc="http://schemas.microsoft.com/office/word/2010/wordprocessingCanvas" xmlns:cx="http://schemas.microsoft.com/office/drawing/2014/chartex" xmlns:cx1="http://schemas.microsoft.com/office/drawing/2015/9/8/chartex" xmlns:cx2="http://schemas.microsoft.com/office/drawing/2015/10/21/chartex" xmlns:cx3="http://schemas.microsoft.com/office/drawing/2016/5/9/chartex" xmlns:cx4="http://schemas.microsoft.com/office/drawing/2016/5/10/chartex" xmlns:cx5="http://schemas.microsoft.com/office/drawing/2016/5/11/chartex" xmlns:cx6="http://schemas.microsoft.com/office/drawing/2016/5/12/chartex" xmlns:cx7="http://schemas.microsoft.com/office/drawing/2016/5/13/chartex" xmlns:cx8="http://schemas.microsoft.com/office/drawing/2016/5/14/chartex" xmlns:mc="http://schemas.openxmlformats.org/markup-compatibility/2006" xmlns:aink="http://schemas.microsoft.com/office/drawing/2016/ink" xmlns:am3d="http://schemas.microsoft.com/office/drawing/2017/model3d" xmlns:o="urn:schemas-microsoft-com:office:office" xmlns:oel="http://schemas.microsoft.com/office/2019/extlst" xmlns:r="http://schemas.openxmlformats.org/officeDocument/2006/relationships" xmlns:m="http://schemas.openxmlformats.org/officeDocument/2006/math" xmlns:v="urn:schemas-microsoft-com:vml" xmlns:wp14="http://schemas.microsoft.com/office/word/2010/wordprocessingDrawing" xmlns:wp="http://schemas.openxmlformats.org/drawingml/2006/wordprocessingDrawing" xmlns:w10="urn:schemas-microsoft-com:office:word" xmlns:w="http://schemas.openxmlformats.org/wordprocessingml/2006/main" xmlns:w14="http://schemas.microsoft.com/office/word/2010/wordml" xmlns:w15="http://schemas.microsoft.com/office/word/2012/wordml" xmlns:w16cex="http://schemas.microsoft.com/office/word/2018/wordml/cex" xmlns:w16cid="http://schemas.microsoft.com/office/word/2016/wordml/cid" xmlns:w16="http://schemas.microsoft.com/office/word/2018/wordml" xmlns:w16du="http://schemas.microsoft.com/office/word/2023/wordml/word16du" xmlns:w16sdtdh="http://schemas.microsoft.com/office/word/2020/wordml/sdtdatahash" xmlns:w16sdtfl="http://schemas.microsoft.com/office/word/2024/wordml/sdtformatlock" xmlns:w16se="http://schemas.microsoft.com/office/word/2015/wordml/symex" xmlns:wpg="http://schemas.microsoft.com/office/word/2010/wordprocessingGroup" xmlns:wpi="http://schemas.microsoft.com/office/word/2010/wordprocessingInk" xmlns:wne="http://schemas.microsoft.com/office/word/2006/wordml" xmlns:wps="http://schemas.microsoft.com/office/word/2010/wordprocessingShape" mc:Ignorable="w14 w15 w16se w16cid w16 w16cex w16sdtdh w16sdtfl w16du wp14">
   <w:endnote w:type="separator" w:id="-1">
     <w:p>
       <w:pPr>
@@ -8144,7 +7892,42 @@
 </file>
 
 <file path=word/footer1.xml><?xml version="1.0" encoding="utf-8"?>
-<w:ftr xmlns:wpc="http://schemas.microsoft.com/office/word/2010/wordprocessingCanvas" xmlns:cx="http://schemas.microsoft.com/office/drawing/2014/chartex" xmlns:cx1="http://schemas.microsoft.com/office/drawing/2015/9/8/chartex" xmlns:cx2="http://schemas.microsoft.com/office/drawing/2015/10/21/chartex" xmlns:cx3="http://schemas.microsoft.com/office/drawing/2016/5/9/chartex" xmlns:cx4="http://schemas.microsoft.com/office/drawing/2016/5/10/chartex" xmlns:cx5="http://schemas.microsoft.com/office/drawing/2016/5/11/chartex" xmlns:cx6="http://schemas.microsoft.com/office/drawing/2016/5/12/chartex" xmlns:cx7="http://schemas.microsoft.com/office/drawing/2016/5/13/chartex" xmlns:cx8="http://schemas.microsoft.com/office/drawing/2016/5/14/chartex" xmlns:mc="http://schemas.openxmlformats.org/markup-compatibility/2006" xmlns:aink="http://schemas.microsoft.com/office/drawing/2016/ink" xmlns:am3d="http://schemas.microsoft.com/office/drawing/2017/model3d" xmlns:o="urn:schemas-microsoft-com:office:office" xmlns:oel="http://schemas.microsoft.com/office/2019/extlst" xmlns:r="http://schemas.openxmlformats.org/officeDocument/2006/relationships" xmlns:m="http://schemas.openxmlformats.org/officeDocument/2006/math" xmlns:v="urn:schemas-microsoft-com:vml" xmlns:wp14="http://schemas.microsoft.com/office/word/2010/wordprocessingDrawing" xmlns:wp="http://schemas.openxmlformats.org/drawingml/2006/wordprocessingDrawing" xmlns:w10="urn:schemas-microsoft-com:office:word" xmlns:w="http://schemas.openxmlformats.org/wordprocessingml/2006/main" xmlns:w14="http://schemas.microsoft.com/office/word/2010/wordml" xmlns:w15="http://schemas.microsoft.com/office/word/2012/wordml" xmlns:w16cex="http://schemas.microsoft.com/office/word/2018/wordml/cex" xmlns:w16cid="http://schemas.microsoft.com/office/word/2016/wordml/cid" xmlns:w16="http://schemas.microsoft.com/office/word/2018/wordml" xmlns:w16sdtdh="http://schemas.microsoft.com/office/word/2020/wordml/sdtdatahash" xmlns:w16se="http://schemas.microsoft.com/office/word/2015/wordml/symex" xmlns:wpg="http://schemas.microsoft.com/office/word/2010/wordprocessingGroup" xmlns:wpi="http://schemas.microsoft.com/office/word/2010/wordprocessingInk" xmlns:wne="http://schemas.microsoft.com/office/word/2006/wordml" xmlns:wps="http://schemas.microsoft.com/office/word/2010/wordprocessingShape" mc:Ignorable="w14 w15 w16se w16cid w16 w16cex w16sdtdh wp14">
+<w:ftr xmlns:wpc="http://schemas.microsoft.com/office/word/2010/wordprocessingCanvas" xmlns:cx="http://schemas.microsoft.com/office/drawing/2014/chartex" xmlns:cx1="http://schemas.microsoft.com/office/drawing/2015/9/8/chartex" xmlns:cx2="http://schemas.microsoft.com/office/drawing/2015/10/21/chartex" xmlns:cx3="http://schemas.microsoft.com/office/drawing/2016/5/9/chartex" xmlns:cx4="http://schemas.microsoft.com/office/drawing/2016/5/10/chartex" xmlns:cx5="http://schemas.microsoft.com/office/drawing/2016/5/11/chartex" xmlns:cx6="http://schemas.microsoft.com/office/drawing/2016/5/12/chartex" xmlns:cx7="http://schemas.microsoft.com/office/drawing/2016/5/13/chartex" xmlns:cx8="http://schemas.microsoft.com/office/drawing/2016/5/14/chartex" xmlns:mc="http://schemas.openxmlformats.org/markup-compatibility/2006" xmlns:aink="http://schemas.microsoft.com/office/drawing/2016/ink" xmlns:am3d="http://schemas.microsoft.com/office/drawing/2017/model3d" xmlns:o="urn:schemas-microsoft-com:office:office" xmlns:oel="http://schemas.microsoft.com/office/2019/extlst" xmlns:r="http://schemas.openxmlformats.org/officeDocument/2006/relationships" xmlns:m="http://schemas.openxmlformats.org/officeDocument/2006/math" xmlns:v="urn:schemas-microsoft-com:vml" xmlns:wp14="http://schemas.microsoft.com/office/word/2010/wordprocessingDrawing" xmlns:wp="http://schemas.openxmlformats.org/drawingml/2006/wordprocessingDrawing" xmlns:w10="urn:schemas-microsoft-com:office:word" xmlns:w="http://schemas.openxmlformats.org/wordprocessingml/2006/main" xmlns:w14="http://schemas.microsoft.com/office/word/2010/wordml" xmlns:w15="http://schemas.microsoft.com/office/word/2012/wordml" xmlns:w16cex="http://schemas.microsoft.com/office/word/2018/wordml/cex" xmlns:w16cid="http://schemas.microsoft.com/office/word/2016/wordml/cid" xmlns:w16="http://schemas.microsoft.com/office/word/2018/wordml" xmlns:w16du="http://schemas.microsoft.com/office/word/2023/wordml/word16du" xmlns:w16sdtdh="http://schemas.microsoft.com/office/word/2020/wordml/sdtdatahash" xmlns:w16sdtfl="http://schemas.microsoft.com/office/word/2024/wordml/sdtformatlock" xmlns:w16se="http://schemas.microsoft.com/office/word/2015/wordml/symex" xmlns:wpg="http://schemas.microsoft.com/office/word/2010/wordprocessingGroup" xmlns:wpi="http://schemas.microsoft.com/office/word/2010/wordprocessingInk" xmlns:wne="http://schemas.microsoft.com/office/word/2006/wordml" xmlns:wps="http://schemas.microsoft.com/office/word/2010/wordprocessingShape" mc:Ignorable="w14 w15 w16se w16cid w16 w16cex w16sdtdh w16sdtfl w16du wp14">
+  <w:p>
+    <w:pPr>
+      <w:pBdr>
+        <w:top w:val="nil"/>
+        <w:left w:val="nil"/>
+        <w:bottom w:val="nil"/>
+        <w:right w:val="nil"/>
+        <w:between w:val="nil"/>
+      </w:pBdr>
+      <w:spacing w:after="0"/>
+    </w:pPr>
+    <w:r>
+      <w:fldChar w:fldCharType="begin"/>
+    </w:r>
+    <w:r>
+      <w:instrText>PAGE</w:instrText>
+    </w:r>
+    <w:r>
+      <w:fldChar w:fldCharType="separate"/>
+    </w:r>
+    <w:r>
+      <w:rPr>
+        <w:noProof/>
+      </w:rPr>
+      <w:t>2</w:t>
+    </w:r>
+    <w:r>
+      <w:fldChar w:fldCharType="end"/>
+    </w:r>
+  </w:p>
+</w:ftr>
+</file>
+
+<file path=word/footer2.xml><?xml version="1.0" encoding="utf-8"?>
+<w:ftr xmlns:wpc="http://schemas.microsoft.com/office/word/2010/wordprocessingCanvas" xmlns:cx="http://schemas.microsoft.com/office/drawing/2014/chartex" xmlns:cx1="http://schemas.microsoft.com/office/drawing/2015/9/8/chartex" xmlns:cx2="http://schemas.microsoft.com/office/drawing/2015/10/21/chartex" xmlns:cx3="http://schemas.microsoft.com/office/drawing/2016/5/9/chartex" xmlns:cx4="http://schemas.microsoft.com/office/drawing/2016/5/10/chartex" xmlns:cx5="http://schemas.microsoft.com/office/drawing/2016/5/11/chartex" xmlns:cx6="http://schemas.microsoft.com/office/drawing/2016/5/12/chartex" xmlns:cx7="http://schemas.microsoft.com/office/drawing/2016/5/13/chartex" xmlns:cx8="http://schemas.microsoft.com/office/drawing/2016/5/14/chartex" xmlns:mc="http://schemas.openxmlformats.org/markup-compatibility/2006" xmlns:aink="http://schemas.microsoft.com/office/drawing/2016/ink" xmlns:am3d="http://schemas.microsoft.com/office/drawing/2017/model3d" xmlns:o="urn:schemas-microsoft-com:office:office" xmlns:oel="http://schemas.microsoft.com/office/2019/extlst" xmlns:r="http://schemas.openxmlformats.org/officeDocument/2006/relationships" xmlns:m="http://schemas.openxmlformats.org/officeDocument/2006/math" xmlns:v="urn:schemas-microsoft-com:vml" xmlns:wp14="http://schemas.microsoft.com/office/word/2010/wordprocessingDrawing" xmlns:wp="http://schemas.openxmlformats.org/drawingml/2006/wordprocessingDrawing" xmlns:w10="urn:schemas-microsoft-com:office:word" xmlns:w="http://schemas.openxmlformats.org/wordprocessingml/2006/main" xmlns:w14="http://schemas.microsoft.com/office/word/2010/wordml" xmlns:w15="http://schemas.microsoft.com/office/word/2012/wordml" xmlns:w16cex="http://schemas.microsoft.com/office/word/2018/wordml/cex" xmlns:w16cid="http://schemas.microsoft.com/office/word/2016/wordml/cid" xmlns:w16="http://schemas.microsoft.com/office/word/2018/wordml" xmlns:w16du="http://schemas.microsoft.com/office/word/2023/wordml/word16du" xmlns:w16sdtdh="http://schemas.microsoft.com/office/word/2020/wordml/sdtdatahash" xmlns:w16sdtfl="http://schemas.microsoft.com/office/word/2024/wordml/sdtformatlock" xmlns:w16se="http://schemas.microsoft.com/office/word/2015/wordml/symex" xmlns:wpg="http://schemas.microsoft.com/office/word/2010/wordprocessingGroup" xmlns:wpi="http://schemas.microsoft.com/office/word/2010/wordprocessingInk" xmlns:wne="http://schemas.microsoft.com/office/word/2006/wordml" xmlns:wps="http://schemas.microsoft.com/office/word/2010/wordprocessingShape" mc:Ignorable="w14 w15 w16se w16cid w16 w16cex w16sdtdh w16sdtfl w16du wp14">
   <w:p>
     <w:pPr>
       <w:pBdr>
@@ -8179,7 +7962,7 @@
 </file>
 
 <file path=word/footnotes.xml><?xml version="1.0" encoding="utf-8"?>
-<w:footnotes xmlns:wpc="http://schemas.microsoft.com/office/word/2010/wordprocessingCanvas" xmlns:cx="http://schemas.microsoft.com/office/drawing/2014/chartex" xmlns:cx1="http://schemas.microsoft.com/office/drawing/2015/9/8/chartex" xmlns:cx2="http://schemas.microsoft.com/office/drawing/2015/10/21/chartex" xmlns:cx3="http://schemas.microsoft.com/office/drawing/2016/5/9/chartex" xmlns:cx4="http://schemas.microsoft.com/office/drawing/2016/5/10/chartex" xmlns:cx5="http://schemas.microsoft.com/office/drawing/2016/5/11/chartex" xmlns:cx6="http://schemas.microsoft.com/office/drawing/2016/5/12/chartex" xmlns:cx7="http://schemas.microsoft.com/office/drawing/2016/5/13/chartex" xmlns:cx8="http://schemas.microsoft.com/office/drawing/2016/5/14/chartex" xmlns:mc="http://schemas.openxmlformats.org/markup-compatibility/2006" xmlns:aink="http://schemas.microsoft.com/office/drawing/2016/ink" xmlns:am3d="http://schemas.microsoft.com/office/drawing/2017/model3d" xmlns:o="urn:schemas-microsoft-com:office:office" xmlns:oel="http://schemas.microsoft.com/office/2019/extlst" xmlns:r="http://schemas.openxmlformats.org/officeDocument/2006/relationships" xmlns:m="http://schemas.openxmlformats.org/officeDocument/2006/math" xmlns:v="urn:schemas-microsoft-com:vml" xmlns:wp14="http://schemas.microsoft.com/office/word/2010/wordprocessingDrawing" xmlns:wp="http://schemas.openxmlformats.org/drawingml/2006/wordprocessingDrawing" xmlns:w10="urn:schemas-microsoft-com:office:word" xmlns:w="http://schemas.openxmlformats.org/wordprocessingml/2006/main" xmlns:w14="http://schemas.microsoft.com/office/word/2010/wordml" xmlns:w15="http://schemas.microsoft.com/office/word/2012/wordml" xmlns:w16cex="http://schemas.microsoft.com/office/word/2018/wordml/cex" xmlns:w16cid="http://schemas.microsoft.com/office/word/2016/wordml/cid" xmlns:w16="http://schemas.microsoft.com/office/word/2018/wordml" xmlns:w16sdtdh="http://schemas.microsoft.com/office/word/2020/wordml/sdtdatahash" xmlns:w16se="http://schemas.microsoft.com/office/word/2015/wordml/symex" xmlns:wpg="http://schemas.microsoft.com/office/word/2010/wordprocessingGroup" xmlns:wpi="http://schemas.microsoft.com/office/word/2010/wordprocessingInk" xmlns:wne="http://schemas.microsoft.com/office/word/2006/wordml" xmlns:wps="http://schemas.microsoft.com/office/word/2010/wordprocessingShape" mc:Ignorable="w14 w15 w16se w16cid w16 w16cex w16sdtdh wp14">
+<w:footnotes xmlns:wpc="http://schemas.microsoft.com/office/word/2010/wordprocessingCanvas" xmlns:cx="http://schemas.microsoft.com/office/drawing/2014/chartex" xmlns:cx1="http://schemas.microsoft.com/office/drawing/2015/9/8/chartex" xmlns:cx2="http://schemas.microsoft.com/office/drawing/2015/10/21/chartex" xmlns:cx3="http://schemas.microsoft.com/office/drawing/2016/5/9/chartex" xmlns:cx4="http://schemas.microsoft.com/office/drawing/2016/5/10/chartex" xmlns:cx5="http://schemas.microsoft.com/office/drawing/2016/5/11/chartex" xmlns:cx6="http://schemas.microsoft.com/office/drawing/2016/5/12/chartex" xmlns:cx7="http://schemas.microsoft.com/office/drawing/2016/5/13/chartex" xmlns:cx8="http://schemas.microsoft.com/office/drawing/2016/5/14/chartex" xmlns:mc="http://schemas.openxmlformats.org/markup-compatibility/2006" xmlns:aink="http://schemas.microsoft.com/office/drawing/2016/ink" xmlns:am3d="http://schemas.microsoft.com/office/drawing/2017/model3d" xmlns:o="urn:schemas-microsoft-com:office:office" xmlns:oel="http://schemas.microsoft.com/office/2019/extlst" xmlns:r="http://schemas.openxmlformats.org/officeDocument/2006/relationships" xmlns:m="http://schemas.openxmlformats.org/officeDocument/2006/math" xmlns:v="urn:schemas-microsoft-com:vml" xmlns:wp14="http://schemas.microsoft.com/office/word/2010/wordprocessingDrawing" xmlns:wp="http://schemas.openxmlformats.org/drawingml/2006/wordprocessingDrawing" xmlns:w10="urn:schemas-microsoft-com:office:word" xmlns:w="http://schemas.openxmlformats.org/wordprocessingml/2006/main" xmlns:w14="http://schemas.microsoft.com/office/word/2010/wordml" xmlns:w15="http://schemas.microsoft.com/office/word/2012/wordml" xmlns:w16cex="http://schemas.microsoft.com/office/word/2018/wordml/cex" xmlns:w16cid="http://schemas.microsoft.com/office/word/2016/wordml/cid" xmlns:w16="http://schemas.microsoft.com/office/word/2018/wordml" xmlns:w16du="http://schemas.microsoft.com/office/word/2023/wordml/word16du" xmlns:w16sdtdh="http://schemas.microsoft.com/office/word/2020/wordml/sdtdatahash" xmlns:w16sdtfl="http://schemas.microsoft.com/office/word/2024/wordml/sdtformatlock" xmlns:w16se="http://schemas.microsoft.com/office/word/2015/wordml/symex" xmlns:wpg="http://schemas.microsoft.com/office/word/2010/wordprocessingGroup" xmlns:wpi="http://schemas.microsoft.com/office/word/2010/wordprocessingInk" xmlns:wne="http://schemas.microsoft.com/office/word/2006/wordml" xmlns:wps="http://schemas.microsoft.com/office/word/2010/wordprocessingShape" mc:Ignorable="w14 w15 w16se w16cid w16 w16cex w16sdtdh w16sdtfl w16du wp14">
   <w:footnote w:type="separator" w:id="-1">
     <w:p>
       <w:pPr>
@@ -8204,7 +7987,7 @@
 </file>
 
 <file path=word/header1.xml><?xml version="1.0" encoding="utf-8"?>
-<w:hdr xmlns:wpc="http://schemas.microsoft.com/office/word/2010/wordprocessingCanvas" xmlns:cx="http://schemas.microsoft.com/office/drawing/2014/chartex" xmlns:cx1="http://schemas.microsoft.com/office/drawing/2015/9/8/chartex" xmlns:cx2="http://schemas.microsoft.com/office/drawing/2015/10/21/chartex" xmlns:cx3="http://schemas.microsoft.com/office/drawing/2016/5/9/chartex" xmlns:cx4="http://schemas.microsoft.com/office/drawing/2016/5/10/chartex" xmlns:cx5="http://schemas.microsoft.com/office/drawing/2016/5/11/chartex" xmlns:cx6="http://schemas.microsoft.com/office/drawing/2016/5/12/chartex" xmlns:cx7="http://schemas.microsoft.com/office/drawing/2016/5/13/chartex" xmlns:cx8="http://schemas.microsoft.com/office/drawing/2016/5/14/chartex" xmlns:mc="http://schemas.openxmlformats.org/markup-compatibility/2006" xmlns:aink="http://schemas.microsoft.com/office/drawing/2016/ink" xmlns:am3d="http://schemas.microsoft.com/office/drawing/2017/model3d" xmlns:o="urn:schemas-microsoft-com:office:office" xmlns:oel="http://schemas.microsoft.com/office/2019/extlst" xmlns:r="http://schemas.openxmlformats.org/officeDocument/2006/relationships" xmlns:m="http://schemas.openxmlformats.org/officeDocument/2006/math" xmlns:v="urn:schemas-microsoft-com:vml" xmlns:wp14="http://schemas.microsoft.com/office/word/2010/wordprocessingDrawing" xmlns:wp="http://schemas.openxmlformats.org/drawingml/2006/wordprocessingDrawing" xmlns:w10="urn:schemas-microsoft-com:office:word" xmlns:w="http://schemas.openxmlformats.org/wordprocessingml/2006/main" xmlns:w14="http://schemas.microsoft.com/office/word/2010/wordml" xmlns:w15="http://schemas.microsoft.com/office/word/2012/wordml" xmlns:w16cex="http://schemas.microsoft.com/office/word/2018/wordml/cex" xmlns:w16cid="http://schemas.microsoft.com/office/word/2016/wordml/cid" xmlns:w16="http://schemas.microsoft.com/office/word/2018/wordml" xmlns:w16sdtdh="http://schemas.microsoft.com/office/word/2020/wordml/sdtdatahash" xmlns:w16se="http://schemas.microsoft.com/office/word/2015/wordml/symex" xmlns:wpg="http://schemas.microsoft.com/office/word/2010/wordprocessingGroup" xmlns:wpi="http://schemas.microsoft.com/office/word/2010/wordprocessingInk" xmlns:wne="http://schemas.microsoft.com/office/word/2006/wordml" xmlns:wps="http://schemas.microsoft.com/office/word/2010/wordprocessingShape" mc:Ignorable="w14 w15 w16se w16cid w16 w16cex w16sdtdh wp14">
+<w:hdr xmlns:wpc="http://schemas.microsoft.com/office/word/2010/wordprocessingCanvas" xmlns:cx="http://schemas.microsoft.com/office/drawing/2014/chartex" xmlns:cx1="http://schemas.microsoft.com/office/drawing/2015/9/8/chartex" xmlns:cx2="http://schemas.microsoft.com/office/drawing/2015/10/21/chartex" xmlns:cx3="http://schemas.microsoft.com/office/drawing/2016/5/9/chartex" xmlns:cx4="http://schemas.microsoft.com/office/drawing/2016/5/10/chartex" xmlns:cx5="http://schemas.microsoft.com/office/drawing/2016/5/11/chartex" xmlns:cx6="http://schemas.microsoft.com/office/drawing/2016/5/12/chartex" xmlns:cx7="http://schemas.microsoft.com/office/drawing/2016/5/13/chartex" xmlns:cx8="http://schemas.microsoft.com/office/drawing/2016/5/14/chartex" xmlns:mc="http://schemas.openxmlformats.org/markup-compatibility/2006" xmlns:aink="http://schemas.microsoft.com/office/drawing/2016/ink" xmlns:am3d="http://schemas.microsoft.com/office/drawing/2017/model3d" xmlns:o="urn:schemas-microsoft-com:office:office" xmlns:oel="http://schemas.microsoft.com/office/2019/extlst" xmlns:r="http://schemas.openxmlformats.org/officeDocument/2006/relationships" xmlns:m="http://schemas.openxmlformats.org/officeDocument/2006/math" xmlns:v="urn:schemas-microsoft-com:vml" xmlns:wp14="http://schemas.microsoft.com/office/word/2010/wordprocessingDrawing" xmlns:wp="http://schemas.openxmlformats.org/drawingml/2006/wordprocessingDrawing" xmlns:w10="urn:schemas-microsoft-com:office:word" xmlns:w="http://schemas.openxmlformats.org/wordprocessingml/2006/main" xmlns:w14="http://schemas.microsoft.com/office/word/2010/wordml" xmlns:w15="http://schemas.microsoft.com/office/word/2012/wordml" xmlns:w16cex="http://schemas.microsoft.com/office/word/2018/wordml/cex" xmlns:w16cid="http://schemas.microsoft.com/office/word/2016/wordml/cid" xmlns:w16="http://schemas.microsoft.com/office/word/2018/wordml" xmlns:w16du="http://schemas.microsoft.com/office/word/2023/wordml/word16du" xmlns:w16sdtdh="http://schemas.microsoft.com/office/word/2020/wordml/sdtdatahash" xmlns:w16sdtfl="http://schemas.microsoft.com/office/word/2024/wordml/sdtformatlock" xmlns:w16se="http://schemas.microsoft.com/office/word/2015/wordml/symex" xmlns:wpg="http://schemas.microsoft.com/office/word/2010/wordprocessingGroup" xmlns:wpi="http://schemas.microsoft.com/office/word/2010/wordprocessingInk" xmlns:wne="http://schemas.microsoft.com/office/word/2006/wordml" xmlns:wps="http://schemas.microsoft.com/office/word/2010/wordprocessingShape" mc:Ignorable="w14 w15 w16se w16cid w16 w16cex w16sdtdh w16sdtfl w16du wp14">
   <w:p>
     <w:pPr>
       <w:pBdr>
@@ -8297,8 +8080,102 @@
 </w:hdr>
 </file>
 
+<file path=word/header2.xml><?xml version="1.0" encoding="utf-8"?>
+<w:hdr xmlns:wpc="http://schemas.microsoft.com/office/word/2010/wordprocessingCanvas" xmlns:cx="http://schemas.microsoft.com/office/drawing/2014/chartex" xmlns:cx1="http://schemas.microsoft.com/office/drawing/2015/9/8/chartex" xmlns:cx2="http://schemas.microsoft.com/office/drawing/2015/10/21/chartex" xmlns:cx3="http://schemas.microsoft.com/office/drawing/2016/5/9/chartex" xmlns:cx4="http://schemas.microsoft.com/office/drawing/2016/5/10/chartex" xmlns:cx5="http://schemas.microsoft.com/office/drawing/2016/5/11/chartex" xmlns:cx6="http://schemas.microsoft.com/office/drawing/2016/5/12/chartex" xmlns:cx7="http://schemas.microsoft.com/office/drawing/2016/5/13/chartex" xmlns:cx8="http://schemas.microsoft.com/office/drawing/2016/5/14/chartex" xmlns:mc="http://schemas.openxmlformats.org/markup-compatibility/2006" xmlns:aink="http://schemas.microsoft.com/office/drawing/2016/ink" xmlns:am3d="http://schemas.microsoft.com/office/drawing/2017/model3d" xmlns:o="urn:schemas-microsoft-com:office:office" xmlns:oel="http://schemas.microsoft.com/office/2019/extlst" xmlns:r="http://schemas.openxmlformats.org/officeDocument/2006/relationships" xmlns:m="http://schemas.openxmlformats.org/officeDocument/2006/math" xmlns:v="urn:schemas-microsoft-com:vml" xmlns:wp14="http://schemas.microsoft.com/office/word/2010/wordprocessingDrawing" xmlns:wp="http://schemas.openxmlformats.org/drawingml/2006/wordprocessingDrawing" xmlns:w10="urn:schemas-microsoft-com:office:word" xmlns:w="http://schemas.openxmlformats.org/wordprocessingml/2006/main" xmlns:w14="http://schemas.microsoft.com/office/word/2010/wordml" xmlns:w15="http://schemas.microsoft.com/office/word/2012/wordml" xmlns:w16cex="http://schemas.microsoft.com/office/word/2018/wordml/cex" xmlns:w16cid="http://schemas.microsoft.com/office/word/2016/wordml/cid" xmlns:w16="http://schemas.microsoft.com/office/word/2018/wordml" xmlns:w16du="http://schemas.microsoft.com/office/word/2023/wordml/word16du" xmlns:w16sdtdh="http://schemas.microsoft.com/office/word/2020/wordml/sdtdatahash" xmlns:w16sdtfl="http://schemas.microsoft.com/office/word/2024/wordml/sdtformatlock" xmlns:w16se="http://schemas.microsoft.com/office/word/2015/wordml/symex" xmlns:wpg="http://schemas.microsoft.com/office/word/2010/wordprocessingGroup" xmlns:wpi="http://schemas.microsoft.com/office/word/2010/wordprocessingInk" xmlns:wne="http://schemas.microsoft.com/office/word/2006/wordml" xmlns:wps="http://schemas.microsoft.com/office/word/2010/wordprocessingShape" mc:Ignorable="w14 w15 w16se w16cid w16 w16cex w16sdtdh w16sdtfl w16du wp14">
+  <w:p>
+    <w:pPr>
+      <w:pBdr>
+        <w:top w:val="nil"/>
+        <w:left w:val="nil"/>
+        <w:bottom w:val="nil"/>
+        <w:right w:val="nil"/>
+        <w:between w:val="nil"/>
+      </w:pBdr>
+      <w:spacing w:after="0"/>
+    </w:pPr>
+    <w:r>
+      <w:rPr>
+        <w:noProof/>
+      </w:rPr>
+      <mc:AlternateContent>
+        <mc:Choice Requires="wps">
+          <w:drawing>
+            <wp:anchor distT="0" distB="0" distL="0" distR="0" simplePos="0" relativeHeight="251660288" behindDoc="1" locked="0" layoutInCell="1" hidden="0" allowOverlap="1" wp14:anchorId="00CBE8F6" wp14:editId="29B4C909">
+              <wp:simplePos x="0" y="0"/>
+              <wp:positionH relativeFrom="page">
+                <wp:align>right</wp:align>
+              </wp:positionH>
+              <wp:positionV relativeFrom="page">
+                <wp:align>top</wp:align>
+              </wp:positionV>
+              <wp:extent cx="7781925" cy="2009775"/>
+              <wp:effectExtent l="0" t="0" r="0" b="0"/>
+              <wp:wrapNone/>
+              <wp:docPr id="924262748" name="Rectangle 924262748"/>
+              <wp:cNvGraphicFramePr/>
+              <a:graphic xmlns:a="http://schemas.openxmlformats.org/drawingml/2006/main">
+                <a:graphicData uri="http://schemas.microsoft.com/office/word/2010/wordprocessingShape">
+                  <wps:wsp>
+                    <wps:cNvSpPr/>
+                    <wps:spPr>
+                      <a:xfrm>
+                        <a:off x="1459800" y="2779875"/>
+                        <a:ext cx="7772400" cy="2000250"/>
+                      </a:xfrm>
+                      <a:prstGeom prst="rect">
+                        <a:avLst/>
+                      </a:prstGeom>
+                      <a:solidFill>
+                        <a:schemeClr val="lt2"/>
+                      </a:solidFill>
+                      <a:ln>
+                        <a:noFill/>
+                      </a:ln>
+                    </wps:spPr>
+                    <wps:txbx>
+                      <w:txbxContent>
+                        <w:p>
+                          <w:pPr>
+                            <w:spacing w:after="0"/>
+                            <w:textDirection w:val="btLr"/>
+                          </w:pPr>
+                        </w:p>
+                      </w:txbxContent>
+                    </wps:txbx>
+                    <wps:bodyPr spcFirstLastPara="1" wrap="square" lIns="91425" tIns="91425" rIns="91425" bIns="91425" anchor="ctr" anchorCtr="0">
+                      <a:noAutofit/>
+                    </wps:bodyPr>
+                  </wps:wsp>
+                </a:graphicData>
+              </a:graphic>
+            </wp:anchor>
+          </w:drawing>
+        </mc:Choice>
+        <mc:Fallback>
+          <w:pict>
+            <v:rect w14:anchorId="00CBE8F6" id="Rectangle 924262748" o:spid="_x0000_s1053" style="position:absolute;margin-left:561.55pt;margin-top:0;width:612.75pt;height:158.25pt;z-index:-251656192;visibility:visible;mso-wrap-style:square;mso-wrap-distance-left:0;mso-wrap-distance-top:0;mso-wrap-distance-right:0;mso-wrap-distance-bottom:0;mso-position-horizontal:right;mso-position-horizontal-relative:page;mso-position-vertical:top;mso-position-vertical-relative:page;v-text-anchor:middle" o:gfxdata="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" fillcolor="#eeece1 [3203]" stroked="f">
+              <v:textbox inset="2.53958mm,2.53958mm,2.53958mm,2.53958mm">
+                <w:txbxContent>
+                  <w:p>
+                    <w:pPr>
+                      <w:spacing w:after="0"/>
+                      <w:textDirection w:val="btLr"/>
+                    </w:pPr>
+                  </w:p>
+                </w:txbxContent>
+              </v:textbox>
+              <w10:wrap anchorx="page" anchory="page"/>
+            </v:rect>
+          </w:pict>
+        </mc:Fallback>
+      </mc:AlternateContent>
+    </w:r>
+  </w:p>
+</w:hdr>
+</file>
+
 <file path=word/numbering.xml><?xml version="1.0" encoding="utf-8"?>
-<w:numbering xmlns:wpc="http://schemas.microsoft.com/office/word/2010/wordprocessingCanvas" xmlns:cx="http://schemas.microsoft.com/office/drawing/2014/chartex" xmlns:cx1="http://schemas.microsoft.com/office/drawing/2015/9/8/chartex" xmlns:cx2="http://schemas.microsoft.com/office/drawing/2015/10/21/chartex" xmlns:cx3="http://schemas.microsoft.com/office/drawing/2016/5/9/chartex" xmlns:cx4="http://schemas.microsoft.com/office/drawing/2016/5/10/chartex" xmlns:cx5="http://schemas.microsoft.com/office/drawing/2016/5/11/chartex" xmlns:cx6="http://schemas.microsoft.com/office/drawing/2016/5/12/chartex" xmlns:cx7="http://schemas.microsoft.com/office/drawing/2016/5/13/chartex" xmlns:cx8="http://schemas.microsoft.com/office/drawing/2016/5/14/chartex" xmlns:mc="http://schemas.openxmlformats.org/markup-compatibility/2006" xmlns:aink="http://schemas.microsoft.com/office/drawing/2016/ink" xmlns:am3d="http://schemas.microsoft.com/office/drawing/2017/model3d" xmlns:o="urn:schemas-microsoft-com:office:office" xmlns:oel="http://schemas.microsoft.com/office/2019/extlst" xmlns:r="http://schemas.openxmlformats.org/officeDocument/2006/relationships" xmlns:m="http://schemas.openxmlformats.org/officeDocument/2006/math" xmlns:v="urn:schemas-microsoft-com:vml" xmlns:wp14="http://schemas.microsoft.com/office/word/2010/wordprocessingDrawing" xmlns:wp="http://schemas.openxmlformats.org/drawingml/2006/wordprocessingDrawing" xmlns:w10="urn:schemas-microsoft-com:office:word" xmlns:w="http://schemas.openxmlformats.org/wordprocessingml/2006/main" xmlns:w14="http://schemas.microsoft.com/office/word/2010/wordml" xmlns:w15="http://schemas.microsoft.com/office/word/2012/wordml" xmlns:w16cex="http://schemas.microsoft.com/office/word/2018/wordml/cex" xmlns:w16cid="http://schemas.microsoft.com/office/word/2016/wordml/cid" xmlns:w16="http://schemas.microsoft.com/office/word/2018/wordml" xmlns:w16sdtdh="http://schemas.microsoft.com/office/word/2020/wordml/sdtdatahash" xmlns:w16se="http://schemas.microsoft.com/office/word/2015/wordml/symex" xmlns:wpg="http://schemas.microsoft.com/office/word/2010/wordprocessingGroup" xmlns:wpi="http://schemas.microsoft.com/office/word/2010/wordprocessingInk" xmlns:wne="http://schemas.microsoft.com/office/word/2006/wordml" xmlns:wps="http://schemas.microsoft.com/office/word/2010/wordprocessingShape" mc:Ignorable="w14 w15 w16se w16cid w16 w16cex w16sdtdh wp14">
+<w:numbering xmlns:wpc="http://schemas.microsoft.com/office/word/2010/wordprocessingCanvas" xmlns:cx="http://schemas.microsoft.com/office/drawing/2014/chartex" xmlns:cx1="http://schemas.microsoft.com/office/drawing/2015/9/8/chartex" xmlns:cx2="http://schemas.microsoft.com/office/drawing/2015/10/21/chartex" xmlns:cx3="http://schemas.microsoft.com/office/drawing/2016/5/9/chartex" xmlns:cx4="http://schemas.microsoft.com/office/drawing/2016/5/10/chartex" xmlns:cx5="http://schemas.microsoft.com/office/drawing/2016/5/11/chartex" xmlns:cx6="http://schemas.microsoft.com/office/drawing/2016/5/12/chartex" xmlns:cx7="http://schemas.microsoft.com/office/drawing/2016/5/13/chartex" xmlns:cx8="http://schemas.microsoft.com/office/drawing/2016/5/14/chartex" xmlns:mc="http://schemas.openxmlformats.org/markup-compatibility/2006" xmlns:aink="http://schemas.microsoft.com/office/drawing/2016/ink" xmlns:am3d="http://schemas.microsoft.com/office/drawing/2017/model3d" xmlns:o="urn:schemas-microsoft-com:office:office" xmlns:oel="http://schemas.microsoft.com/office/2019/extlst" xmlns:r="http://schemas.openxmlformats.org/officeDocument/2006/relationships" xmlns:m="http://schemas.openxmlformats.org/officeDocument/2006/math" xmlns:v="urn:schemas-microsoft-com:vml" xmlns:wp14="http://schemas.microsoft.com/office/word/2010/wordprocessingDrawing" xmlns:wp="http://schemas.openxmlformats.org/drawingml/2006/wordprocessingDrawing" xmlns:w10="urn:schemas-microsoft-com:office:word" xmlns:w="http://schemas.openxmlformats.org/wordprocessingml/2006/main" xmlns:w14="http://schemas.microsoft.com/office/word/2010/wordml" xmlns:w15="http://schemas.microsoft.com/office/word/2012/wordml" xmlns:w16cex="http://schemas.microsoft.com/office/word/2018/wordml/cex" xmlns:w16cid="http://schemas.microsoft.com/office/word/2016/wordml/cid" xmlns:w16="http://schemas.microsoft.com/office/word/2018/wordml" xmlns:w16du="http://schemas.microsoft.com/office/word/2023/wordml/word16du" xmlns:w16sdtdh="http://schemas.microsoft.com/office/word/2020/wordml/sdtdatahash" xmlns:w16sdtfl="http://schemas.microsoft.com/office/word/2024/wordml/sdtformatlock" xmlns:w16se="http://schemas.microsoft.com/office/word/2015/wordml/symex" xmlns:wpg="http://schemas.microsoft.com/office/word/2010/wordprocessingGroup" xmlns:wpi="http://schemas.microsoft.com/office/word/2010/wordprocessingInk" xmlns:wne="http://schemas.microsoft.com/office/word/2006/wordml" xmlns:wps="http://schemas.microsoft.com/office/word/2010/wordprocessingShape" mc:Ignorable="w14 w15 w16se w16cid w16 w16cex w16sdtdh w16sdtfl w16du wp14">
   <w:abstractNum w:abstractNumId="0" w15:restartNumberingAfterBreak="0">
     <w:nsid w:val="1D475B9E"/>
     <w:multiLevelType w:val="multilevel"/>
@@ -9000,7 +8877,7 @@
 </file>
 
 <file path=word/styles.xml><?xml version="1.0" encoding="utf-8"?>
-<w:styles xmlns:mc="http://schemas.openxmlformats.org/markup-compatibility/2006" xmlns:r="http://schemas.openxmlformats.org/officeDocument/2006/relationships" xmlns:w="http://schemas.openxmlformats.org/wordprocessingml/2006/main" xmlns:w14="http://schemas.microsoft.com/office/word/2010/wordml" xmlns:w15="http://schemas.microsoft.com/office/word/2012/wordml" xmlns:w16cex="http://schemas.microsoft.com/office/word/2018/wordml/cex" xmlns:w16cid="http://schemas.microsoft.com/office/word/2016/wordml/cid" xmlns:w16="http://schemas.microsoft.com/office/word/2018/wordml" xmlns:w16sdtdh="http://schemas.microsoft.com/office/word/2020/wordml/sdtdatahash" xmlns:w16se="http://schemas.microsoft.com/office/word/2015/wordml/symex" mc:Ignorable="w14 w15 w16se w16cid w16 w16cex w16sdtdh">
+<w:styles xmlns:mc="http://schemas.openxmlformats.org/markup-compatibility/2006" xmlns:r="http://schemas.openxmlformats.org/officeDocument/2006/relationships" xmlns:w="http://schemas.openxmlformats.org/wordprocessingml/2006/main" xmlns:w14="http://schemas.microsoft.com/office/word/2010/wordml" xmlns:w15="http://schemas.microsoft.com/office/word/2012/wordml" xmlns:w16cex="http://schemas.microsoft.com/office/word/2018/wordml/cex" xmlns:w16cid="http://schemas.microsoft.com/office/word/2016/wordml/cid" xmlns:w16="http://schemas.microsoft.com/office/word/2018/wordml" xmlns:w16du="http://schemas.microsoft.com/office/word/2023/wordml/word16du" xmlns:w16sdtdh="http://schemas.microsoft.com/office/word/2020/wordml/sdtdatahash" xmlns:w16sdtfl="http://schemas.microsoft.com/office/word/2024/wordml/sdtformatlock" xmlns:w16se="http://schemas.microsoft.com/office/word/2015/wordml/symex" mc:Ignorable="w14 w15 w16se w16cid w16 w16cex w16sdtdh w16sdtfl w16du">
   <w:docDefaults>
     <w:rPrDefault>
       <w:rPr>
@@ -9519,7 +9396,6 @@
   <w:style w:type="character" w:default="1" w:styleId="DefaultParagraphFont">
     <w:name w:val="Default Paragraph Font"/>
     <w:uiPriority w:val="1"/>
-    <w:semiHidden/>
     <w:unhideWhenUsed/>
   </w:style>
   <w:style w:type="table" w:default="1" w:styleId="TableNormal">
@@ -9730,6 +9606,29 @@
       <w:ind w:left="720"/>
       <w:contextualSpacing/>
     </w:pPr>
+  </w:style>
+  <w:style w:type="character" w:styleId="Hyperlink">
+    <w:name w:val="Hyperlink"/>
+    <w:basedOn w:val="DefaultParagraphFont"/>
+    <w:uiPriority w:val="99"/>
+    <w:unhideWhenUsed/>
+    <w:rsid w:val="00CF6628"/>
+    <w:rPr>
+      <w:color w:val="0000FF" w:themeColor="hyperlink"/>
+      <w:u w:val="single"/>
+    </w:rPr>
+  </w:style>
+  <w:style w:type="character" w:styleId="UnresolvedMention">
+    <w:name w:val="Unresolved Mention"/>
+    <w:basedOn w:val="DefaultParagraphFont"/>
+    <w:uiPriority w:val="99"/>
+    <w:semiHidden/>
+    <w:unhideWhenUsed/>
+    <w:rsid w:val="00CF6628"/>
+    <w:rPr>
+      <w:color w:val="605E5C"/>
+      <w:shd w:val="clear" w:color="auto" w:fill="E1DFDD"/>
+    </w:rPr>
   </w:style>
 </w:styles>
 </file>

--- a/files/cv_v002.docx
+++ b/files/cv_v002.docx
@@ -89,830 +89,6 @@
               <w:jc w:val="right"/>
             </w:pPr>
             <w:r>
-              <w:t>30 Bristow Park</w:t>
-            </w:r>
-            <w:r>
-              <w:t>, Belfast</w:t>
-            </w:r>
-            <w:r>
-              <w:t xml:space="preserve">  </w:t>
-            </w:r>
-            <w:r>
-              <w:rPr>
-                <w:noProof/>
-              </w:rPr>
-              <mc:AlternateContent>
-                <mc:Choice Requires="wpg">
-                  <w:drawing>
-                    <wp:inline distT="0" distB="0" distL="0" distR="0" wp14:anchorId="2DB423B8" wp14:editId="72CB23AE">
-                      <wp:extent cx="128397" cy="128397"/>
-                      <wp:effectExtent l="0" t="0" r="0" b="0"/>
-                      <wp:docPr id="2" name="Freeform: Shape 2" descr="Address icon"/>
-                      <wp:cNvGraphicFramePr/>
-                      <a:graphic xmlns:a="http://schemas.openxmlformats.org/drawingml/2006/main">
-                        <a:graphicData uri="http://schemas.microsoft.com/office/word/2010/wordprocessingShape">
-                          <wps:wsp>
-                            <wps:cNvSpPr/>
-                            <wps:spPr>
-                              <a:xfrm>
-                                <a:off x="5286564" y="3720564"/>
-                                <a:ext cx="118872" cy="118872"/>
-                              </a:xfrm>
-                              <a:custGeom>
-                                <a:avLst/>
-                                <a:gdLst/>
-                                <a:ahLst/>
-                                <a:cxnLst/>
-                                <a:rect l="l" t="t" r="r" b="b"/>
-                                <a:pathLst>
-                                  <a:path w="2846" h="2833" extrusionOk="0">
-                                    <a:moveTo>
-                                      <a:pt x="1418" y="0"/>
-                                    </a:moveTo>
-                                    <a:lnTo>
-                                      <a:pt x="1443" y="3"/>
-                                    </a:lnTo>
-                                    <a:lnTo>
-                                      <a:pt x="1468" y="11"/>
-                                    </a:lnTo>
-                                    <a:lnTo>
-                                      <a:pt x="1493" y="23"/>
-                                    </a:lnTo>
-                                    <a:lnTo>
-                                      <a:pt x="1520" y="39"/>
-                                    </a:lnTo>
-                                    <a:lnTo>
-                                      <a:pt x="1547" y="60"/>
-                                    </a:lnTo>
-                                    <a:lnTo>
-                                      <a:pt x="1575" y="85"/>
-                                    </a:lnTo>
-                                    <a:lnTo>
-                                      <a:pt x="1607" y="115"/>
-                                    </a:lnTo>
-                                    <a:lnTo>
-                                      <a:pt x="1642" y="147"/>
-                                    </a:lnTo>
-                                    <a:lnTo>
-                                      <a:pt x="1678" y="181"/>
-                                    </a:lnTo>
-                                    <a:lnTo>
-                                      <a:pt x="1717" y="218"/>
-                                    </a:lnTo>
-                                    <a:lnTo>
-                                      <a:pt x="1757" y="256"/>
-                                    </a:lnTo>
-                                    <a:lnTo>
-                                      <a:pt x="1799" y="295"/>
-                                    </a:lnTo>
-                                    <a:lnTo>
-                                      <a:pt x="1842" y="337"/>
-                                    </a:lnTo>
-                                    <a:lnTo>
-                                      <a:pt x="1886" y="379"/>
-                                    </a:lnTo>
-                                    <a:lnTo>
-                                      <a:pt x="1931" y="422"/>
-                                    </a:lnTo>
-                                    <a:lnTo>
-                                      <a:pt x="1977" y="467"/>
-                                    </a:lnTo>
-                                    <a:lnTo>
-                                      <a:pt x="2024" y="512"/>
-                                    </a:lnTo>
-                                    <a:lnTo>
-                                      <a:pt x="2071" y="558"/>
-                                    </a:lnTo>
-                                    <a:lnTo>
-                                      <a:pt x="2118" y="603"/>
-                                    </a:lnTo>
-                                    <a:lnTo>
-                                      <a:pt x="2165" y="649"/>
-                                    </a:lnTo>
-                                    <a:lnTo>
-                                      <a:pt x="2213" y="695"/>
-                                    </a:lnTo>
-                                    <a:lnTo>
-                                      <a:pt x="2259" y="741"/>
-                                    </a:lnTo>
-                                    <a:lnTo>
-                                      <a:pt x="2306" y="787"/>
-                                    </a:lnTo>
-                                    <a:lnTo>
-                                      <a:pt x="2351" y="831"/>
-                                    </a:lnTo>
-                                    <a:lnTo>
-                                      <a:pt x="2397" y="875"/>
-                                    </a:lnTo>
-                                    <a:lnTo>
-                                      <a:pt x="2440" y="918"/>
-                                    </a:lnTo>
-                                    <a:lnTo>
-                                      <a:pt x="2482" y="960"/>
-                                    </a:lnTo>
-                                    <a:lnTo>
-                                      <a:pt x="2524" y="1001"/>
-                                    </a:lnTo>
-                                    <a:lnTo>
-                                      <a:pt x="2563" y="1040"/>
-                                    </a:lnTo>
-                                    <a:lnTo>
-                                      <a:pt x="2601" y="1077"/>
-                                    </a:lnTo>
-                                    <a:lnTo>
-                                      <a:pt x="2637" y="1113"/>
-                                    </a:lnTo>
-                                    <a:lnTo>
-                                      <a:pt x="2671" y="1147"/>
-                                    </a:lnTo>
-                                    <a:lnTo>
-                                      <a:pt x="2702" y="1178"/>
-                                    </a:lnTo>
-                                    <a:lnTo>
-                                      <a:pt x="2731" y="1207"/>
-                                    </a:lnTo>
-                                    <a:lnTo>
-                                      <a:pt x="2757" y="1234"/>
-                                    </a:lnTo>
-                                    <a:lnTo>
-                                      <a:pt x="2780" y="1257"/>
-                                    </a:lnTo>
-                                    <a:lnTo>
-                                      <a:pt x="2800" y="1278"/>
-                                    </a:lnTo>
-                                    <a:lnTo>
-                                      <a:pt x="2816" y="1296"/>
-                                    </a:lnTo>
-                                    <a:lnTo>
-                                      <a:pt x="2829" y="1310"/>
-                                    </a:lnTo>
-                                    <a:lnTo>
-                                      <a:pt x="2839" y="1321"/>
-                                    </a:lnTo>
-                                    <a:lnTo>
-                                      <a:pt x="2846" y="1329"/>
-                                    </a:lnTo>
-                                    <a:lnTo>
-                                      <a:pt x="2801" y="1332"/>
-                                    </a:lnTo>
-                                    <a:lnTo>
-                                      <a:pt x="2757" y="1334"/>
-                                    </a:lnTo>
-                                    <a:lnTo>
-                                      <a:pt x="2711" y="1336"/>
-                                    </a:lnTo>
-                                    <a:lnTo>
-                                      <a:pt x="2667" y="1338"/>
-                                    </a:lnTo>
-                                    <a:lnTo>
-                                      <a:pt x="2625" y="1339"/>
-                                    </a:lnTo>
-                                    <a:lnTo>
-                                      <a:pt x="2584" y="1340"/>
-                                    </a:lnTo>
-                                    <a:lnTo>
-                                      <a:pt x="2548" y="1341"/>
-                                    </a:lnTo>
-                                    <a:lnTo>
-                                      <a:pt x="2515" y="1342"/>
-                                    </a:lnTo>
-                                    <a:lnTo>
-                                      <a:pt x="2488" y="1343"/>
-                                    </a:lnTo>
-                                    <a:lnTo>
-                                      <a:pt x="2467" y="1345"/>
-                                    </a:lnTo>
-                                    <a:lnTo>
-                                      <a:pt x="2467" y="1478"/>
-                                    </a:lnTo>
-                                    <a:lnTo>
-                                      <a:pt x="2467" y="1613"/>
-                                    </a:lnTo>
-                                    <a:lnTo>
-                                      <a:pt x="2467" y="2513"/>
-                                    </a:lnTo>
-                                    <a:lnTo>
-                                      <a:pt x="2467" y="2566"/>
-                                    </a:lnTo>
-                                    <a:lnTo>
-                                      <a:pt x="2465" y="2611"/>
-                                    </a:lnTo>
-                                    <a:lnTo>
-                                      <a:pt x="2462" y="2651"/>
-                                    </a:lnTo>
-                                    <a:lnTo>
-                                      <a:pt x="2456" y="2686"/>
-                                    </a:lnTo>
-                                    <a:lnTo>
-                                      <a:pt x="2448" y="2716"/>
-                                    </a:lnTo>
-                                    <a:lnTo>
-                                      <a:pt x="2437" y="2741"/>
-                                    </a:lnTo>
-                                    <a:lnTo>
-                                      <a:pt x="2422" y="2763"/>
-                                    </a:lnTo>
-                                    <a:lnTo>
-                                      <a:pt x="2405" y="2781"/>
-                                    </a:lnTo>
-                                    <a:lnTo>
-                                      <a:pt x="2383" y="2796"/>
-                                    </a:lnTo>
-                                    <a:lnTo>
-                                      <a:pt x="2358" y="2808"/>
-                                    </a:lnTo>
-                                    <a:lnTo>
-                                      <a:pt x="2328" y="2817"/>
-                                    </a:lnTo>
-                                    <a:lnTo>
-                                      <a:pt x="2295" y="2824"/>
-                                    </a:lnTo>
-                                    <a:lnTo>
-                                      <a:pt x="2256" y="2830"/>
-                                    </a:lnTo>
-                                    <a:lnTo>
-                                      <a:pt x="2238" y="2832"/>
-                                    </a:lnTo>
-                                    <a:lnTo>
-                                      <a:pt x="2215" y="2833"/>
-                                    </a:lnTo>
-                                    <a:lnTo>
-                                      <a:pt x="2188" y="2833"/>
-                                    </a:lnTo>
-                                    <a:lnTo>
-                                      <a:pt x="2157" y="2833"/>
-                                    </a:lnTo>
-                                    <a:lnTo>
-                                      <a:pt x="2126" y="2832"/>
-                                    </a:lnTo>
-                                    <a:lnTo>
-                                      <a:pt x="2095" y="2831"/>
-                                    </a:lnTo>
-                                    <a:lnTo>
-                                      <a:pt x="2066" y="2831"/>
-                                    </a:lnTo>
-                                    <a:lnTo>
-                                      <a:pt x="2039" y="2830"/>
-                                    </a:lnTo>
-                                    <a:lnTo>
-                                      <a:pt x="2018" y="2830"/>
-                                    </a:lnTo>
-                                    <a:lnTo>
-                                      <a:pt x="1983" y="2829"/>
-                                    </a:lnTo>
-                                    <a:lnTo>
-                                      <a:pt x="1951" y="2827"/>
-                                    </a:lnTo>
-                                    <a:lnTo>
-                                      <a:pt x="1925" y="2822"/>
-                                    </a:lnTo>
-                                    <a:lnTo>
-                                      <a:pt x="1903" y="2814"/>
-                                    </a:lnTo>
-                                    <a:lnTo>
-                                      <a:pt x="1885" y="2803"/>
-                                    </a:lnTo>
-                                    <a:lnTo>
-                                      <a:pt x="1870" y="2788"/>
-                                    </a:lnTo>
-                                    <a:lnTo>
-                                      <a:pt x="1858" y="2769"/>
-                                    </a:lnTo>
-                                    <a:lnTo>
-                                      <a:pt x="1848" y="2744"/>
-                                    </a:lnTo>
-                                    <a:lnTo>
-                                      <a:pt x="1840" y="2715"/>
-                                    </a:lnTo>
-                                    <a:lnTo>
-                                      <a:pt x="1835" y="2680"/>
-                                    </a:lnTo>
-                                    <a:lnTo>
-                                      <a:pt x="1831" y="2639"/>
-                                    </a:lnTo>
-                                    <a:lnTo>
-                                      <a:pt x="1828" y="2591"/>
-                                    </a:lnTo>
-                                    <a:lnTo>
-                                      <a:pt x="1826" y="2536"/>
-                                    </a:lnTo>
-                                    <a:lnTo>
-                                      <a:pt x="1825" y="2500"/>
-                                    </a:lnTo>
-                                    <a:lnTo>
-                                      <a:pt x="1825" y="2460"/>
-                                    </a:lnTo>
-                                    <a:lnTo>
-                                      <a:pt x="1824" y="2416"/>
-                                    </a:lnTo>
-                                    <a:lnTo>
-                                      <a:pt x="1823" y="2370"/>
-                                    </a:lnTo>
-                                    <a:lnTo>
-                                      <a:pt x="1823" y="2323"/>
-                                    </a:lnTo>
-                                    <a:lnTo>
-                                      <a:pt x="1822" y="2273"/>
-                                    </a:lnTo>
-                                    <a:lnTo>
-                                      <a:pt x="1822" y="2224"/>
-                                    </a:lnTo>
-                                    <a:lnTo>
-                                      <a:pt x="1821" y="2173"/>
-                                    </a:lnTo>
-                                    <a:lnTo>
-                                      <a:pt x="1821" y="2124"/>
-                                    </a:lnTo>
-                                    <a:lnTo>
-                                      <a:pt x="1821" y="2076"/>
-                                    </a:lnTo>
-                                    <a:lnTo>
-                                      <a:pt x="1821" y="2030"/>
-                                    </a:lnTo>
-                                    <a:lnTo>
-                                      <a:pt x="1821" y="1985"/>
-                                    </a:lnTo>
-                                    <a:lnTo>
-                                      <a:pt x="1821" y="1945"/>
-                                    </a:lnTo>
-                                    <a:lnTo>
-                                      <a:pt x="1821" y="1908"/>
-                                    </a:lnTo>
-                                    <a:lnTo>
-                                      <a:pt x="1821" y="1874"/>
-                                    </a:lnTo>
-                                    <a:lnTo>
-                                      <a:pt x="1821" y="1846"/>
-                                    </a:lnTo>
-                                    <a:lnTo>
-                                      <a:pt x="1821" y="1823"/>
-                                    </a:lnTo>
-                                    <a:lnTo>
-                                      <a:pt x="1822" y="1807"/>
-                                    </a:lnTo>
-                                    <a:lnTo>
-                                      <a:pt x="1822" y="1797"/>
-                                    </a:lnTo>
-                                    <a:lnTo>
-                                      <a:pt x="1822" y="1763"/>
-                                    </a:lnTo>
-                                    <a:lnTo>
-                                      <a:pt x="1818" y="1733"/>
-                                    </a:lnTo>
-                                    <a:lnTo>
-                                      <a:pt x="1811" y="1707"/>
-                                    </a:lnTo>
-                                    <a:lnTo>
-                                      <a:pt x="1800" y="1684"/>
-                                    </a:lnTo>
-                                    <a:lnTo>
-                                      <a:pt x="1786" y="1664"/>
-                                    </a:lnTo>
-                                    <a:lnTo>
-                                      <a:pt x="1769" y="1646"/>
-                                    </a:lnTo>
-                                    <a:lnTo>
-                                      <a:pt x="1750" y="1631"/>
-                                    </a:lnTo>
-                                    <a:lnTo>
-                                      <a:pt x="1728" y="1618"/>
-                                    </a:lnTo>
-                                    <a:lnTo>
-                                      <a:pt x="1704" y="1608"/>
-                                    </a:lnTo>
-                                    <a:lnTo>
-                                      <a:pt x="1678" y="1599"/>
-                                    </a:lnTo>
-                                    <a:lnTo>
-                                      <a:pt x="1651" y="1592"/>
-                                    </a:lnTo>
-                                    <a:lnTo>
-                                      <a:pt x="1622" y="1587"/>
-                                    </a:lnTo>
-                                    <a:lnTo>
-                                      <a:pt x="1591" y="1583"/>
-                                    </a:lnTo>
-                                    <a:lnTo>
-                                      <a:pt x="1561" y="1581"/>
-                                    </a:lnTo>
-                                    <a:lnTo>
-                                      <a:pt x="1529" y="1579"/>
-                                    </a:lnTo>
-                                    <a:lnTo>
-                                      <a:pt x="1496" y="1578"/>
-                                    </a:lnTo>
-                                    <a:lnTo>
-                                      <a:pt x="1463" y="1577"/>
-                                    </a:lnTo>
-                                    <a:lnTo>
-                                      <a:pt x="1431" y="1577"/>
-                                    </a:lnTo>
-                                    <a:lnTo>
-                                      <a:pt x="1398" y="1577"/>
-                                    </a:lnTo>
-                                    <a:lnTo>
-                                      <a:pt x="1361" y="1578"/>
-                                    </a:lnTo>
-                                    <a:lnTo>
-                                      <a:pt x="1324" y="1579"/>
-                                    </a:lnTo>
-                                    <a:lnTo>
-                                      <a:pt x="1289" y="1582"/>
-                                    </a:lnTo>
-                                    <a:lnTo>
-                                      <a:pt x="1253" y="1586"/>
-                                    </a:lnTo>
-                                    <a:lnTo>
-                                      <a:pt x="1220" y="1591"/>
-                                    </a:lnTo>
-                                    <a:lnTo>
-                                      <a:pt x="1188" y="1598"/>
-                                    </a:lnTo>
-                                    <a:lnTo>
-                                      <a:pt x="1157" y="1606"/>
-                                    </a:lnTo>
-                                    <a:lnTo>
-                                      <a:pt x="1129" y="1617"/>
-                                    </a:lnTo>
-                                    <a:lnTo>
-                                      <a:pt x="1103" y="1629"/>
-                                    </a:lnTo>
-                                    <a:lnTo>
-                                      <a:pt x="1080" y="1643"/>
-                                    </a:lnTo>
-                                    <a:lnTo>
-                                      <a:pt x="1058" y="1660"/>
-                                    </a:lnTo>
-                                    <a:lnTo>
-                                      <a:pt x="1041" y="1678"/>
-                                    </a:lnTo>
-                                    <a:lnTo>
-                                      <a:pt x="1028" y="1699"/>
-                                    </a:lnTo>
-                                    <a:lnTo>
-                                      <a:pt x="1018" y="1723"/>
-                                    </a:lnTo>
-                                    <a:lnTo>
-                                      <a:pt x="1012" y="1748"/>
-                                    </a:lnTo>
-                                    <a:lnTo>
-                                      <a:pt x="1010" y="1778"/>
-                                    </a:lnTo>
-                                    <a:lnTo>
-                                      <a:pt x="1012" y="1940"/>
-                                    </a:lnTo>
-                                    <a:lnTo>
-                                      <a:pt x="1011" y="2103"/>
-                                    </a:lnTo>
-                                    <a:lnTo>
-                                      <a:pt x="1010" y="2265"/>
-                                    </a:lnTo>
-                                    <a:lnTo>
-                                      <a:pt x="1011" y="2427"/>
-                                    </a:lnTo>
-                                    <a:lnTo>
-                                      <a:pt x="1015" y="2590"/>
-                                    </a:lnTo>
-                                    <a:lnTo>
-                                      <a:pt x="1015" y="2630"/>
-                                    </a:lnTo>
-                                    <a:lnTo>
-                                      <a:pt x="1013" y="2666"/>
-                                    </a:lnTo>
-                                    <a:lnTo>
-                                      <a:pt x="1009" y="2697"/>
-                                    </a:lnTo>
-                                    <a:lnTo>
-                                      <a:pt x="1001" y="2723"/>
-                                    </a:lnTo>
-                                    <a:lnTo>
-                                      <a:pt x="990" y="2746"/>
-                                    </a:lnTo>
-                                    <a:lnTo>
-                                      <a:pt x="976" y="2767"/>
-                                    </a:lnTo>
-                                    <a:lnTo>
-                                      <a:pt x="959" y="2783"/>
-                                    </a:lnTo>
-                                    <a:lnTo>
-                                      <a:pt x="936" y="2796"/>
-                                    </a:lnTo>
-                                    <a:lnTo>
-                                      <a:pt x="910" y="2807"/>
-                                    </a:lnTo>
-                                    <a:lnTo>
-                                      <a:pt x="880" y="2815"/>
-                                    </a:lnTo>
-                                    <a:lnTo>
-                                      <a:pt x="845" y="2822"/>
-                                    </a:lnTo>
-                                    <a:lnTo>
-                                      <a:pt x="804" y="2826"/>
-                                    </a:lnTo>
-                                    <a:lnTo>
-                                      <a:pt x="760" y="2829"/>
-                                    </a:lnTo>
-                                    <a:lnTo>
-                                      <a:pt x="600" y="2829"/>
-                                    </a:lnTo>
-                                    <a:lnTo>
-                                      <a:pt x="562" y="2828"/>
-                                    </a:lnTo>
-                                    <a:lnTo>
-                                      <a:pt x="528" y="2824"/>
-                                    </a:lnTo>
-                                    <a:lnTo>
-                                      <a:pt x="496" y="2817"/>
-                                    </a:lnTo>
-                                    <a:lnTo>
-                                      <a:pt x="468" y="2806"/>
-                                    </a:lnTo>
-                                    <a:lnTo>
-                                      <a:pt x="444" y="2793"/>
-                                    </a:lnTo>
-                                    <a:lnTo>
-                                      <a:pt x="423" y="2776"/>
-                                    </a:lnTo>
-                                    <a:lnTo>
-                                      <a:pt x="406" y="2755"/>
-                                    </a:lnTo>
-                                    <a:lnTo>
-                                      <a:pt x="391" y="2731"/>
-                                    </a:lnTo>
-                                    <a:lnTo>
-                                      <a:pt x="380" y="2703"/>
-                                    </a:lnTo>
-                                    <a:lnTo>
-                                      <a:pt x="373" y="2672"/>
-                                    </a:lnTo>
-                                    <a:lnTo>
-                                      <a:pt x="369" y="2636"/>
-                                    </a:lnTo>
-                                    <a:lnTo>
-                                      <a:pt x="368" y="2596"/>
-                                    </a:lnTo>
-                                    <a:lnTo>
-                                      <a:pt x="372" y="2285"/>
-                                    </a:lnTo>
-                                    <a:lnTo>
-                                      <a:pt x="372" y="1973"/>
-                                    </a:lnTo>
-                                    <a:lnTo>
-                                      <a:pt x="371" y="1662"/>
-                                    </a:lnTo>
-                                    <a:lnTo>
-                                      <a:pt x="371" y="1350"/>
-                                    </a:lnTo>
-                                    <a:lnTo>
-                                      <a:pt x="370" y="1351"/>
-                                    </a:lnTo>
-                                    <a:lnTo>
-                                      <a:pt x="362" y="1351"/>
-                                    </a:lnTo>
-                                    <a:lnTo>
-                                      <a:pt x="348" y="1352"/>
-                                    </a:lnTo>
-                                    <a:lnTo>
-                                      <a:pt x="330" y="1352"/>
-                                    </a:lnTo>
-                                    <a:lnTo>
-                                      <a:pt x="308" y="1352"/>
-                                    </a:lnTo>
-                                    <a:lnTo>
-                                      <a:pt x="281" y="1353"/>
-                                    </a:lnTo>
-                                    <a:lnTo>
-                                      <a:pt x="252" y="1353"/>
-                                    </a:lnTo>
-                                    <a:lnTo>
-                                      <a:pt x="222" y="1353"/>
-                                    </a:lnTo>
-                                    <a:lnTo>
-                                      <a:pt x="191" y="1353"/>
-                                    </a:lnTo>
-                                    <a:lnTo>
-                                      <a:pt x="159" y="1353"/>
-                                    </a:lnTo>
-                                    <a:lnTo>
-                                      <a:pt x="129" y="1352"/>
-                                    </a:lnTo>
-                                    <a:lnTo>
-                                      <a:pt x="100" y="1352"/>
-                                    </a:lnTo>
-                                    <a:lnTo>
-                                      <a:pt x="73" y="1352"/>
-                                    </a:lnTo>
-                                    <a:lnTo>
-                                      <a:pt x="48" y="1352"/>
-                                    </a:lnTo>
-                                    <a:lnTo>
-                                      <a:pt x="29" y="1352"/>
-                                    </a:lnTo>
-                                    <a:lnTo>
-                                      <a:pt x="13" y="1352"/>
-                                    </a:lnTo>
-                                    <a:lnTo>
-                                      <a:pt x="4" y="1352"/>
-                                    </a:lnTo>
-                                    <a:lnTo>
-                                      <a:pt x="0" y="1352"/>
-                                    </a:lnTo>
-                                    <a:lnTo>
-                                      <a:pt x="5" y="1345"/>
-                                    </a:lnTo>
-                                    <a:lnTo>
-                                      <a:pt x="14" y="1334"/>
-                                    </a:lnTo>
-                                    <a:lnTo>
-                                      <a:pt x="26" y="1319"/>
-                                    </a:lnTo>
-                                    <a:lnTo>
-                                      <a:pt x="42" y="1301"/>
-                                    </a:lnTo>
-                                    <a:lnTo>
-                                      <a:pt x="61" y="1280"/>
-                                    </a:lnTo>
-                                    <a:lnTo>
-                                      <a:pt x="84" y="1256"/>
-                                    </a:lnTo>
-                                    <a:lnTo>
-                                      <a:pt x="109" y="1230"/>
-                                    </a:lnTo>
-                                    <a:lnTo>
-                                      <a:pt x="137" y="1199"/>
-                                    </a:lnTo>
-                                    <a:lnTo>
-                                      <a:pt x="167" y="1168"/>
-                                    </a:lnTo>
-                                    <a:lnTo>
-                                      <a:pt x="201" y="1134"/>
-                                    </a:lnTo>
-                                    <a:lnTo>
-                                      <a:pt x="236" y="1097"/>
-                                    </a:lnTo>
-                                    <a:lnTo>
-                                      <a:pt x="272" y="1059"/>
-                                    </a:lnTo>
-                                    <a:lnTo>
-                                      <a:pt x="312" y="1019"/>
-                                    </a:lnTo>
-                                    <a:lnTo>
-                                      <a:pt x="352" y="977"/>
-                                    </a:lnTo>
-                                    <a:lnTo>
-                                      <a:pt x="394" y="934"/>
-                                    </a:lnTo>
-                                    <a:lnTo>
-                                      <a:pt x="438" y="891"/>
-                                    </a:lnTo>
-                                    <a:lnTo>
-                                      <a:pt x="482" y="845"/>
-                                    </a:lnTo>
-                                    <a:lnTo>
-                                      <a:pt x="528" y="800"/>
-                                    </a:lnTo>
-                                    <a:lnTo>
-                                      <a:pt x="574" y="753"/>
-                                    </a:lnTo>
-                                    <a:lnTo>
-                                      <a:pt x="621" y="706"/>
-                                    </a:lnTo>
-                                    <a:lnTo>
-                                      <a:pt x="668" y="660"/>
-                                    </a:lnTo>
-                                    <a:lnTo>
-                                      <a:pt x="714" y="612"/>
-                                    </a:lnTo>
-                                    <a:lnTo>
-                                      <a:pt x="762" y="566"/>
-                                    </a:lnTo>
-                                    <a:lnTo>
-                                      <a:pt x="809" y="518"/>
-                                    </a:lnTo>
-                                    <a:lnTo>
-                                      <a:pt x="856" y="473"/>
-                                    </a:lnTo>
-                                    <a:lnTo>
-                                      <a:pt x="901" y="427"/>
-                                    </a:lnTo>
-                                    <a:lnTo>
-                                      <a:pt x="946" y="383"/>
-                                    </a:lnTo>
-                                    <a:lnTo>
-                                      <a:pt x="991" y="340"/>
-                                    </a:lnTo>
-                                    <a:lnTo>
-                                      <a:pt x="1033" y="297"/>
-                                    </a:lnTo>
-                                    <a:lnTo>
-                                      <a:pt x="1076" y="257"/>
-                                    </a:lnTo>
-                                    <a:lnTo>
-                                      <a:pt x="1116" y="218"/>
-                                    </a:lnTo>
-                                    <a:lnTo>
-                                      <a:pt x="1154" y="180"/>
-                                    </a:lnTo>
-                                    <a:lnTo>
-                                      <a:pt x="1191" y="145"/>
-                                    </a:lnTo>
-                                    <a:lnTo>
-                                      <a:pt x="1225" y="112"/>
-                                    </a:lnTo>
-                                    <a:lnTo>
-                                      <a:pt x="1257" y="81"/>
-                                    </a:lnTo>
-                                    <a:lnTo>
-                                      <a:pt x="1287" y="55"/>
-                                    </a:lnTo>
-                                    <a:lnTo>
-                                      <a:pt x="1315" y="34"/>
-                                    </a:lnTo>
-                                    <a:lnTo>
-                                      <a:pt x="1342" y="18"/>
-                                    </a:lnTo>
-                                    <a:lnTo>
-                                      <a:pt x="1367" y="7"/>
-                                    </a:lnTo>
-                                    <a:lnTo>
-                                      <a:pt x="1392" y="1"/>
-                                    </a:lnTo>
-                                    <a:lnTo>
-                                      <a:pt x="1418" y="0"/>
-                                    </a:lnTo>
-                                    <a:close/>
-                                  </a:path>
-                                </a:pathLst>
-                              </a:custGeom>
-                              <a:solidFill>
-                                <a:schemeClr val="accent1"/>
-                              </a:solidFill>
-                              <a:ln>
-                                <a:noFill/>
-                              </a:ln>
-                            </wps:spPr>
-                            <wps:bodyPr spcFirstLastPara="1" wrap="square" lIns="91425" tIns="91425" rIns="91425" bIns="91425" anchor="ctr" anchorCtr="0">
-                              <a:noAutofit/>
-                            </wps:bodyPr>
-                          </wps:wsp>
-                        </a:graphicData>
-                      </a:graphic>
-                    </wp:inline>
-                  </w:drawing>
-                </mc:Choice>
-                <mc:Fallback xmlns:dgm="http://schemas.openxmlformats.org/drawingml/2006/diagram" xmlns:lc="http://schemas.openxmlformats.org/drawingml/2006/lockedCanvas" xmlns:c="http://schemas.openxmlformats.org/drawingml/2006/chart" xmlns:pic="http://schemas.openxmlformats.org/drawingml/2006/picture" xmlns:a="http://schemas.openxmlformats.org/drawingml/2006/main" xmlns:sl="http://schemas.openxmlformats.org/schemaLibrary/2006/main">
-                  <w:drawing>
-                    <wp:inline distB="0" distT="0" distL="0" distR="0">
-                      <wp:extent cx="128397" cy="128397"/>
-                      <wp:effectExtent b="0" l="0" r="0" t="0"/>
-                      <wp:docPr descr="Address icon" id="2" name="image2.png"/>
-                      <a:graphic>
-                        <a:graphicData uri="http://schemas.openxmlformats.org/drawingml/2006/picture">
-                          <pic:pic>
-                            <pic:nvPicPr>
-                              <pic:cNvPr descr="Address icon" id="0" name="image2.png"/>
-                              <pic:cNvPicPr preferRelativeResize="0"/>
-                            </pic:nvPicPr>
-                            <pic:blipFill>
-                              <a:blip r:embed="rId7"/>
-                              <a:srcRect/>
-                              <a:stretch>
-                                <a:fillRect/>
-                              </a:stretch>
-                            </pic:blipFill>
-                            <pic:spPr>
-                              <a:xfrm>
-                                <a:off x="0" y="0"/>
-                                <a:ext cx="128397" cy="128397"/>
-                              </a:xfrm>
-                              <a:prstGeom prst="rect"/>
-                              <a:ln/>
-                            </pic:spPr>
-                          </pic:pic>
-                        </a:graphicData>
-                      </a:graphic>
-                    </wp:inline>
-                  </w:drawing>
-                </mc:Fallback>
-              </mc:AlternateContent>
-            </w:r>
-          </w:p>
-          <w:p>
-            <w:pPr>
-              <w:pBdr>
-                <w:top w:val="nil"/>
-                <w:left w:val="nil"/>
-                <w:bottom w:val="nil"/>
-                <w:right w:val="nil"/>
-                <w:between w:val="nil"/>
-              </w:pBdr>
-              <w:spacing w:before="40"/>
-              <w:jc w:val="right"/>
-            </w:pPr>
-            <w:r>
-              <w:t xml:space="preserve"> </w:t>
-            </w:r>
-            <w:r>
               <w:rPr>
                 <w:i/>
                 <w:color w:val="404040"/>
@@ -1433,7 +609,7 @@
                     </wp:inline>
                   </w:drawing>
                 </mc:Choice>
-                <mc:Fallback xmlns:dgm="http://schemas.openxmlformats.org/drawingml/2006/diagram" xmlns:lc="http://schemas.openxmlformats.org/drawingml/2006/lockedCanvas" xmlns:c="http://schemas.openxmlformats.org/drawingml/2006/chart" xmlns:pic="http://schemas.openxmlformats.org/drawingml/2006/picture" xmlns:a="http://schemas.openxmlformats.org/drawingml/2006/main" xmlns:sl="http://schemas.openxmlformats.org/schemaLibrary/2006/main">
+                <mc:Fallback xmlns:sl="http://schemas.openxmlformats.org/schemaLibrary/2006/main" xmlns:a="http://schemas.openxmlformats.org/drawingml/2006/main" xmlns:pic="http://schemas.openxmlformats.org/drawingml/2006/picture" xmlns:c="http://schemas.openxmlformats.org/drawingml/2006/chart" xmlns:lc="http://schemas.openxmlformats.org/drawingml/2006/lockedCanvas" xmlns:dgm="http://schemas.openxmlformats.org/drawingml/2006/diagram">
                   <w:drawing>
                     <wp:inline distB="0" distT="0" distL="0" distR="0">
                       <wp:extent cx="119253" cy="119253"/>
@@ -4281,10 +3457,7 @@
         <w:pStyle w:val="Heading2"/>
       </w:pPr>
       <w:r>
-        <w:t>BSc (Hons) Computer Game Applications Development</w:t>
-      </w:r>
-      <w:r>
-        <w:t xml:space="preserve"> | </w:t>
+        <w:t xml:space="preserve">BSc (Hons) Computer Game Applications Development | </w:t>
       </w:r>
       <w:r>
         <w:rPr>
@@ -4309,16 +3482,7 @@
         </w:sectPr>
       </w:pPr>
       <w:r>
-        <w:t>September 20</w:t>
-      </w:r>
-      <w:r>
-        <w:t>23</w:t>
-      </w:r>
-      <w:r>
-        <w:t xml:space="preserve"> – June 202</w:t>
-      </w:r>
-      <w:r>
-        <w:t>7</w:t>
+        <w:t>September 2023 – June 2027</w:t>
       </w:r>
     </w:p>
     <w:p/>
@@ -9396,6 +8560,7 @@
   <w:style w:type="character" w:default="1" w:styleId="DefaultParagraphFont">
     <w:name w:val="Default Paragraph Font"/>
     <w:uiPriority w:val="1"/>
+    <w:semiHidden/>
     <w:unhideWhenUsed/>
   </w:style>
   <w:style w:type="table" w:default="1" w:styleId="TableNormal">
